--- a/7_semestar/Racunarski vid/Predavanja/RV_Pitanja.DOCX
+++ b/7_semestar/Racunarski vid/Predavanja/RV_Pitanja.DOCX
@@ -39,10 +39,27 @@
           <w:ilvl w:val="0"/>
           <w:numId w:val="3"/>
         </w:numPr>
-        <w:rPr>
-          <w:lang w:val="sr-Cyrl-RS"/>
-        </w:rPr>
-      </w:pPr>
+        <w:shd w:val="clear" w:color="auto" w:fill="501549" w:themeFill="accent5" w:themeFillShade="80"/>
+        <w:rPr>
+          <w:lang w:val="sr-Cyrl-RS"/>
+        </w:rPr>
+      </w:pPr>
+      <w:r>
+        <w:rPr>
+          <w:b/>
+          <w:bCs/>
+          <w:lang w:val="en-US"/>
+        </w:rPr>
+        <w:sym w:font="Wingdings" w:char="F04A"/>
+      </w:r>
+      <w:r>
+        <w:rPr>
+          <w:b/>
+          <w:bCs/>
+          <w:lang w:val="en-US"/>
+        </w:rPr>
+        <w:t xml:space="preserve"> </w:t>
+      </w:r>
       <w:r>
         <w:rPr>
           <w:lang w:val="sr-Cyrl-RS"/>
@@ -267,10 +284,27 @@
           <w:ilvl w:val="0"/>
           <w:numId w:val="3"/>
         </w:numPr>
-        <w:rPr>
-          <w:lang w:val="sr-Cyrl-RS"/>
-        </w:rPr>
-      </w:pPr>
+        <w:shd w:val="clear" w:color="auto" w:fill="501549" w:themeFill="accent5" w:themeFillShade="80"/>
+        <w:rPr>
+          <w:lang w:val="sr-Cyrl-RS"/>
+        </w:rPr>
+      </w:pPr>
+      <w:r>
+        <w:rPr>
+          <w:b/>
+          <w:bCs/>
+          <w:lang w:val="en-US"/>
+        </w:rPr>
+        <w:sym w:font="Wingdings" w:char="F04A"/>
+      </w:r>
+      <w:r>
+        <w:rPr>
+          <w:b/>
+          <w:bCs/>
+          <w:lang w:val="en-US"/>
+        </w:rPr>
+        <w:t xml:space="preserve"> </w:t>
+      </w:r>
       <w:r>
         <w:rPr>
           <w:lang w:val="sr-Cyrl-RS"/>
@@ -297,10 +331,27 @@
           <w:ilvl w:val="0"/>
           <w:numId w:val="3"/>
         </w:numPr>
-        <w:rPr>
-          <w:lang w:val="sr-Cyrl-RS"/>
-        </w:rPr>
-      </w:pPr>
+        <w:shd w:val="clear" w:color="auto" w:fill="501549" w:themeFill="accent5" w:themeFillShade="80"/>
+        <w:rPr>
+          <w:lang w:val="sr-Cyrl-RS"/>
+        </w:rPr>
+      </w:pPr>
+      <w:r>
+        <w:rPr>
+          <w:b/>
+          <w:bCs/>
+          <w:lang w:val="en-US"/>
+        </w:rPr>
+        <w:sym w:font="Wingdings" w:char="F04A"/>
+      </w:r>
+      <w:r>
+        <w:rPr>
+          <w:b/>
+          <w:bCs/>
+          <w:lang w:val="en-US"/>
+        </w:rPr>
+        <w:t xml:space="preserve"> </w:t>
+      </w:r>
       <w:r>
         <w:rPr>
           <w:lang w:val="sr-Cyrl-RS"/>
@@ -543,6 +594,7 @@
           <w:ilvl w:val="0"/>
           <w:numId w:val="3"/>
         </w:numPr>
+        <w:shd w:val="clear" w:color="auto" w:fill="501549" w:themeFill="accent5" w:themeFillShade="80"/>
         <w:rPr>
           <w:lang w:val="sr-Cyrl-RS"/>
         </w:rPr>
@@ -3611,7 +3663,6 @@
   <w:style w:type="character" w:default="1" w:styleId="DefaultParagraphFont">
     <w:name w:val="Default Paragraph Font"/>
     <w:uiPriority w:val="1"/>
-    <w:semiHidden/>
     <w:unhideWhenUsed/>
   </w:style>
   <w:style w:type="table" w:default="1" w:styleId="TableNormal">

--- a/7_semestar/Racunarski vid/Predavanja/RV_Pitanja.DOCX
+++ b/7_semestar/Racunarski vid/Predavanja/RV_Pitanja.DOCX
@@ -48,6 +48,7 @@
         <w:rPr>
           <w:b/>
           <w:bCs/>
+          <w:highlight w:val="green"/>
           <w:lang w:val="en-US"/>
         </w:rPr>
         <w:sym w:font="Wingdings" w:char="F04A"/>
@@ -293,6 +294,7 @@
         <w:rPr>
           <w:b/>
           <w:bCs/>
+          <w:highlight w:val="green"/>
           <w:lang w:val="en-US"/>
         </w:rPr>
         <w:sym w:font="Wingdings" w:char="F04A"/>
@@ -340,6 +342,7 @@
         <w:rPr>
           <w:b/>
           <w:bCs/>
+          <w:highlight w:val="green"/>
           <w:lang w:val="en-US"/>
         </w:rPr>
         <w:sym w:font="Wingdings" w:char="F04A"/>
@@ -601,39 +604,6 @@
       </w:pPr>
       <w:r>
         <w:rPr>
-          <w:lang w:val="sr-Cyrl-RS"/>
-        </w:rPr>
-        <w:t xml:space="preserve">Описати процес детекције ивица коришћењем Кени (енгл. </w:t>
-      </w:r>
-      <w:proofErr w:type="spellStart"/>
-      <w:r>
-        <w:rPr>
-          <w:lang w:val="sr-Cyrl-RS"/>
-        </w:rPr>
-        <w:t>Canny</w:t>
-      </w:r>
-      <w:proofErr w:type="spellEnd"/>
-      <w:r>
-        <w:rPr>
-          <w:lang w:val="sr-Cyrl-RS"/>
-        </w:rPr>
-        <w:t>) детектора?</w:t>
-      </w:r>
-    </w:p>
-    <w:p>
-      <w:pPr>
-        <w:pStyle w:val="ListParagraph"/>
-        <w:numPr>
-          <w:ilvl w:val="0"/>
-          <w:numId w:val="3"/>
-        </w:numPr>
-        <w:shd w:val="clear" w:color="auto" w:fill="0E2841" w:themeFill="text2"/>
-        <w:rPr>
-          <w:lang w:val="sr-Cyrl-RS"/>
-        </w:rPr>
-      </w:pPr>
-      <w:r>
-        <w:rPr>
           <w:b/>
           <w:bCs/>
           <w:color w:val="E97132" w:themeColor="accent2"/>
@@ -644,9 +614,52 @@
       </w:r>
       <w:r>
         <w:rPr>
+          <w:lang w:val="sr-Cyrl-RS"/>
+        </w:rPr>
+        <w:t xml:space="preserve">Описати процес детекције ивица коришћењем Кени (енгл. </w:t>
+      </w:r>
+      <w:proofErr w:type="spellStart"/>
+      <w:r>
+        <w:rPr>
+          <w:lang w:val="sr-Cyrl-RS"/>
+        </w:rPr>
+        <w:t>Canny</w:t>
+      </w:r>
+      <w:proofErr w:type="spellEnd"/>
+      <w:r>
+        <w:rPr>
+          <w:lang w:val="sr-Cyrl-RS"/>
+        </w:rPr>
+        <w:t>) детектора?</w:t>
+      </w:r>
+    </w:p>
+    <w:p>
+      <w:pPr>
+        <w:pStyle w:val="ListParagraph"/>
+        <w:numPr>
+          <w:ilvl w:val="0"/>
+          <w:numId w:val="3"/>
+        </w:numPr>
+        <w:shd w:val="clear" w:color="auto" w:fill="0E2841" w:themeFill="text2"/>
+        <w:rPr>
+          <w:lang w:val="sr-Cyrl-RS"/>
+        </w:rPr>
+      </w:pPr>
+      <w:r>
+        <w:rPr>
           <w:b/>
           <w:bCs/>
           <w:color w:val="E97132" w:themeColor="accent2"/>
+          <w:highlight w:val="yellow"/>
+          <w:lang w:val="en-US"/>
+        </w:rPr>
+        <w:sym w:font="Wingdings" w:char="F04A"/>
+      </w:r>
+      <w:r>
+        <w:rPr>
+          <w:b/>
+          <w:bCs/>
+          <w:color w:val="E97132" w:themeColor="accent2"/>
           <w:lang w:val="en-US"/>
         </w:rPr>
         <w:t xml:space="preserve"> </w:t>
@@ -671,10 +684,21 @@
           <w:ilvl w:val="0"/>
           <w:numId w:val="3"/>
         </w:numPr>
-        <w:rPr>
-          <w:lang w:val="sr-Cyrl-RS"/>
-        </w:rPr>
-      </w:pPr>
+        <w:shd w:val="clear" w:color="auto" w:fill="45B0E1" w:themeFill="accent1" w:themeFillTint="99"/>
+        <w:rPr>
+          <w:lang w:val="sr-Cyrl-RS"/>
+        </w:rPr>
+      </w:pPr>
+      <w:r>
+        <w:rPr>
+          <w:b/>
+          <w:bCs/>
+          <w:color w:val="E97132" w:themeColor="accent2"/>
+          <w:highlight w:val="yellow"/>
+          <w:lang w:val="en-US"/>
+        </w:rPr>
+        <w:sym w:font="Wingdings" w:char="F04A"/>
+      </w:r>
       <w:r>
         <w:rPr>
           <w:lang w:val="sr-Cyrl-RS"/>
@@ -721,18 +745,35 @@
         </w:rPr>
         <w:t>параметарске облике. Због чега се примењује ова техника и зашто даје резултате?</w:t>
       </w:r>
-    </w:p>
-    <w:p>
-      <w:pPr>
-        <w:pStyle w:val="ListParagraph"/>
-        <w:numPr>
-          <w:ilvl w:val="0"/>
-          <w:numId w:val="3"/>
-        </w:numPr>
-        <w:rPr>
-          <w:lang w:val="sr-Cyrl-RS"/>
-        </w:rPr>
-      </w:pPr>
+      <w:r>
+        <w:rPr>
+          <w:lang w:val="en-US"/>
+        </w:rPr>
+        <w:t>6</w:t>
+      </w:r>
+    </w:p>
+    <w:p>
+      <w:pPr>
+        <w:pStyle w:val="ListParagraph"/>
+        <w:numPr>
+          <w:ilvl w:val="0"/>
+          <w:numId w:val="3"/>
+        </w:numPr>
+        <w:shd w:val="clear" w:color="auto" w:fill="45B0E1" w:themeFill="accent1" w:themeFillTint="99"/>
+        <w:rPr>
+          <w:lang w:val="sr-Cyrl-RS"/>
+        </w:rPr>
+      </w:pPr>
+      <w:r>
+        <w:rPr>
+          <w:b/>
+          <w:bCs/>
+          <w:color w:val="E97132" w:themeColor="accent2"/>
+          <w:highlight w:val="yellow"/>
+          <w:lang w:val="en-US"/>
+        </w:rPr>
+        <w:sym w:font="Wingdings" w:char="F04A"/>
+      </w:r>
       <w:r>
         <w:rPr>
           <w:lang w:val="sr-Cyrl-RS"/>
@@ -799,10 +840,21 @@
           <w:ilvl w:val="0"/>
           <w:numId w:val="3"/>
         </w:numPr>
-        <w:rPr>
-          <w:lang w:val="sr-Cyrl-RS"/>
-        </w:rPr>
-      </w:pPr>
+        <w:shd w:val="clear" w:color="auto" w:fill="45B0E1" w:themeFill="accent1" w:themeFillTint="99"/>
+        <w:rPr>
+          <w:lang w:val="sr-Cyrl-RS"/>
+        </w:rPr>
+      </w:pPr>
+      <w:r>
+        <w:rPr>
+          <w:b/>
+          <w:bCs/>
+          <w:color w:val="E97132" w:themeColor="accent2"/>
+          <w:highlight w:val="yellow"/>
+          <w:lang w:val="en-US"/>
+        </w:rPr>
+        <w:sym w:font="Wingdings" w:char="F04A"/>
+      </w:r>
       <w:r>
         <w:rPr>
           <w:lang w:val="sr-Cyrl-RS"/>
@@ -857,10 +909,21 @@
           <w:ilvl w:val="0"/>
           <w:numId w:val="3"/>
         </w:numPr>
-        <w:rPr>
-          <w:lang w:val="sr-Cyrl-RS"/>
-        </w:rPr>
-      </w:pPr>
+        <w:shd w:val="clear" w:color="auto" w:fill="45B0E1" w:themeFill="accent1" w:themeFillTint="99"/>
+        <w:rPr>
+          <w:lang w:val="sr-Cyrl-RS"/>
+        </w:rPr>
+      </w:pPr>
+      <w:r>
+        <w:rPr>
+          <w:b/>
+          <w:bCs/>
+          <w:color w:val="E97132" w:themeColor="accent2"/>
+          <w:highlight w:val="yellow"/>
+          <w:lang w:val="en-US"/>
+        </w:rPr>
+        <w:sym w:font="Wingdings" w:char="F04A"/>
+      </w:r>
       <w:proofErr w:type="spellStart"/>
       <w:r>
         <w:rPr>
@@ -921,10 +984,21 @@
           <w:ilvl w:val="0"/>
           <w:numId w:val="3"/>
         </w:numPr>
-        <w:rPr>
-          <w:lang w:val="sr-Cyrl-RS"/>
-        </w:rPr>
-      </w:pPr>
+        <w:shd w:val="clear" w:color="auto" w:fill="ADADAD" w:themeFill="background2" w:themeFillShade="BF"/>
+        <w:rPr>
+          <w:lang w:val="sr-Cyrl-RS"/>
+        </w:rPr>
+      </w:pPr>
+      <w:r>
+        <w:rPr>
+          <w:b/>
+          <w:bCs/>
+          <w:color w:val="E97132" w:themeColor="accent2"/>
+          <w:highlight w:val="yellow"/>
+          <w:lang w:val="en-US"/>
+        </w:rPr>
+        <w:sym w:font="Wingdings" w:char="F04A"/>
+      </w:r>
       <w:r>
         <w:rPr>
           <w:lang w:val="sr-Cyrl-RS"/>
@@ -951,10 +1025,21 @@
           <w:ilvl w:val="0"/>
           <w:numId w:val="3"/>
         </w:numPr>
-        <w:rPr>
-          <w:lang w:val="sr-Cyrl-RS"/>
-        </w:rPr>
-      </w:pPr>
+        <w:shd w:val="clear" w:color="auto" w:fill="45B0E1" w:themeFill="accent1" w:themeFillTint="99"/>
+        <w:rPr>
+          <w:lang w:val="sr-Cyrl-RS"/>
+        </w:rPr>
+      </w:pPr>
+      <w:r>
+        <w:rPr>
+          <w:b/>
+          <w:bCs/>
+          <w:color w:val="E97132" w:themeColor="accent2"/>
+          <w:highlight w:val="yellow"/>
+          <w:lang w:val="en-US"/>
+        </w:rPr>
+        <w:sym w:font="Wingdings" w:char="F04A"/>
+      </w:r>
       <w:r>
         <w:rPr>
           <w:lang w:val="sr-Cyrl-RS"/>
@@ -1015,10 +1100,21 @@
           <w:ilvl w:val="0"/>
           <w:numId w:val="3"/>
         </w:numPr>
-        <w:rPr>
-          <w:lang w:val="sr-Cyrl-RS"/>
-        </w:rPr>
-      </w:pPr>
+        <w:shd w:val="clear" w:color="auto" w:fill="ADADAD" w:themeFill="background2" w:themeFillShade="BF"/>
+        <w:rPr>
+          <w:lang w:val="sr-Cyrl-RS"/>
+        </w:rPr>
+      </w:pPr>
+      <w:r>
+        <w:rPr>
+          <w:b/>
+          <w:bCs/>
+          <w:color w:val="E97132" w:themeColor="accent2"/>
+          <w:highlight w:val="yellow"/>
+          <w:lang w:val="en-US"/>
+        </w:rPr>
+        <w:sym w:font="Wingdings" w:char="F04A"/>
+      </w:r>
       <w:r>
         <w:rPr>
           <w:lang w:val="sr-Cyrl-RS"/>
@@ -1067,10 +1163,21 @@
           <w:ilvl w:val="0"/>
           <w:numId w:val="3"/>
         </w:numPr>
-        <w:rPr>
-          <w:lang w:val="sr-Cyrl-RS"/>
-        </w:rPr>
-      </w:pPr>
+        <w:shd w:val="clear" w:color="auto" w:fill="ADADAD" w:themeFill="background2" w:themeFillShade="BF"/>
+        <w:rPr>
+          <w:lang w:val="sr-Cyrl-RS"/>
+        </w:rPr>
+      </w:pPr>
+      <w:r>
+        <w:rPr>
+          <w:b/>
+          <w:bCs/>
+          <w:color w:val="E97132" w:themeColor="accent2"/>
+          <w:highlight w:val="yellow"/>
+          <w:lang w:val="en-US"/>
+        </w:rPr>
+        <w:sym w:font="Wingdings" w:char="F04A"/>
+      </w:r>
       <w:r>
         <w:rPr>
           <w:lang w:val="sr-Cyrl-RS"/>
@@ -1097,10 +1204,21 @@
           <w:ilvl w:val="0"/>
           <w:numId w:val="3"/>
         </w:numPr>
-        <w:rPr>
-          <w:lang w:val="sr-Cyrl-RS"/>
-        </w:rPr>
-      </w:pPr>
+        <w:shd w:val="clear" w:color="auto" w:fill="47D459" w:themeFill="accent3" w:themeFillTint="99"/>
+        <w:rPr>
+          <w:lang w:val="sr-Cyrl-RS"/>
+        </w:rPr>
+      </w:pPr>
+      <w:r>
+        <w:rPr>
+          <w:b/>
+          <w:bCs/>
+          <w:color w:val="E97132" w:themeColor="accent2"/>
+          <w:highlight w:val="darkRed"/>
+          <w:lang w:val="en-US"/>
+        </w:rPr>
+        <w:sym w:font="Wingdings" w:char="F04A"/>
+      </w:r>
       <w:r>
         <w:rPr>
           <w:lang w:val="sr-Cyrl-RS"/>
@@ -1127,10 +1245,21 @@
           <w:ilvl w:val="0"/>
           <w:numId w:val="3"/>
         </w:numPr>
-        <w:rPr>
-          <w:lang w:val="sr-Cyrl-RS"/>
-        </w:rPr>
-      </w:pPr>
+        <w:shd w:val="clear" w:color="auto" w:fill="47D459" w:themeFill="accent3" w:themeFillTint="99"/>
+        <w:rPr>
+          <w:lang w:val="sr-Cyrl-RS"/>
+        </w:rPr>
+      </w:pPr>
+      <w:r>
+        <w:rPr>
+          <w:b/>
+          <w:bCs/>
+          <w:color w:val="E97132" w:themeColor="accent2"/>
+          <w:highlight w:val="darkRed"/>
+          <w:lang w:val="en-US"/>
+        </w:rPr>
+        <w:sym w:font="Wingdings" w:char="F04A"/>
+      </w:r>
       <w:r>
         <w:rPr>
           <w:lang w:val="sr-Cyrl-RS"/>
@@ -1145,10 +1274,21 @@
           <w:ilvl w:val="0"/>
           <w:numId w:val="3"/>
         </w:numPr>
-        <w:rPr>
-          <w:lang w:val="sr-Cyrl-RS"/>
-        </w:rPr>
-      </w:pPr>
+        <w:shd w:val="clear" w:color="auto" w:fill="47D459" w:themeFill="accent3" w:themeFillTint="99"/>
+        <w:rPr>
+          <w:lang w:val="sr-Cyrl-RS"/>
+        </w:rPr>
+      </w:pPr>
+      <w:r>
+        <w:rPr>
+          <w:b/>
+          <w:bCs/>
+          <w:color w:val="E97132" w:themeColor="accent2"/>
+          <w:highlight w:val="yellow"/>
+          <w:lang w:val="en-US"/>
+        </w:rPr>
+        <w:sym w:font="Wingdings" w:char="F04A"/>
+      </w:r>
       <w:r>
         <w:rPr>
           <w:lang w:val="sr-Cyrl-RS"/>
@@ -1163,14 +1303,16 @@
           <w:ilvl w:val="0"/>
           <w:numId w:val="3"/>
         </w:numPr>
-        <w:rPr>
-          <w:lang w:val="sr-Cyrl-RS"/>
-        </w:rPr>
-      </w:pPr>
-      <w:r>
-        <w:rPr>
-          <w:lang w:val="sr-Cyrl-RS"/>
-        </w:rPr>
+        <w:shd w:val="clear" w:color="auto" w:fill="77206D" w:themeFill="accent5" w:themeFillShade="BF"/>
+        <w:rPr>
+          <w:lang w:val="sr-Cyrl-RS"/>
+        </w:rPr>
+      </w:pPr>
+      <w:r>
+        <w:rPr>
+          <w:lang w:val="sr-Cyrl-RS"/>
+        </w:rPr>
+        <w:lastRenderedPageBreak/>
         <w:t xml:space="preserve">Описати на који начин се врши детекција објеката на слици методом </w:t>
       </w:r>
       <w:proofErr w:type="spellStart"/>
@@ -1195,6 +1337,1058 @@
           <w:ilvl w:val="0"/>
           <w:numId w:val="3"/>
         </w:numPr>
+        <w:shd w:val="clear" w:color="auto" w:fill="77206D" w:themeFill="accent5" w:themeFillShade="BF"/>
+        <w:rPr>
+          <w:lang w:val="sr-Cyrl-RS"/>
+        </w:rPr>
+      </w:pPr>
+      <w:r>
+        <w:rPr>
+          <w:lang w:val="sr-Cyrl-RS"/>
+        </w:rPr>
+        <w:t>На који начин се каскадни класификатор користи за детекцију лица на слици? Која је његова</w:t>
+      </w:r>
+      <w:r>
+        <w:rPr>
+          <w:lang w:val="en-US"/>
+        </w:rPr>
+        <w:t xml:space="preserve"> </w:t>
+      </w:r>
+      <w:r>
+        <w:rPr>
+          <w:lang w:val="sr-Cyrl-RS"/>
+        </w:rPr>
+        <w:t>главна предност?</w:t>
+      </w:r>
+    </w:p>
+    <w:p>
+      <w:pPr>
+        <w:pStyle w:val="ListParagraph"/>
+        <w:numPr>
+          <w:ilvl w:val="0"/>
+          <w:numId w:val="3"/>
+        </w:numPr>
+        <w:shd w:val="clear" w:color="auto" w:fill="77206D" w:themeFill="accent5" w:themeFillShade="BF"/>
+        <w:rPr>
+          <w:lang w:val="sr-Cyrl-RS"/>
+        </w:rPr>
+      </w:pPr>
+      <w:r>
+        <w:rPr>
+          <w:lang w:val="sr-Cyrl-RS"/>
+        </w:rPr>
+        <w:t>Шта представљају интегралне слике на који начин се оне користе код детекције лица на слици?</w:t>
+      </w:r>
+    </w:p>
+    <w:p>
+      <w:pPr>
+        <w:pStyle w:val="ListParagraph"/>
+        <w:numPr>
+          <w:ilvl w:val="0"/>
+          <w:numId w:val="3"/>
+        </w:numPr>
+        <w:shd w:val="clear" w:color="auto" w:fill="77206D" w:themeFill="accent5" w:themeFillShade="BF"/>
+        <w:rPr>
+          <w:lang w:val="sr-Cyrl-RS"/>
+        </w:rPr>
+      </w:pPr>
+      <w:r>
+        <w:rPr>
+          <w:lang w:val="sr-Cyrl-RS"/>
+        </w:rPr>
+        <w:t xml:space="preserve">На који начин је могуће искористити SVM кад подаци нису линеарно </w:t>
+      </w:r>
+      <w:proofErr w:type="spellStart"/>
+      <w:r>
+        <w:rPr>
+          <w:lang w:val="sr-Cyrl-RS"/>
+        </w:rPr>
+        <w:t>сепарабилни</w:t>
+      </w:r>
+      <w:proofErr w:type="spellEnd"/>
+      <w:r>
+        <w:rPr>
+          <w:lang w:val="sr-Cyrl-RS"/>
+        </w:rPr>
+        <w:t>?</w:t>
+      </w:r>
+    </w:p>
+    <w:p>
+      <w:pPr>
+        <w:pStyle w:val="ListParagraph"/>
+        <w:numPr>
+          <w:ilvl w:val="0"/>
+          <w:numId w:val="3"/>
+        </w:numPr>
+        <w:shd w:val="clear" w:color="auto" w:fill="77206D" w:themeFill="accent5" w:themeFillShade="BF"/>
+        <w:rPr>
+          <w:lang w:val="sr-Cyrl-RS"/>
+        </w:rPr>
+      </w:pPr>
+      <w:r>
+        <w:rPr>
+          <w:lang w:val="sr-Cyrl-RS"/>
+        </w:rPr>
+        <w:t>Описати како се метод хистограма оријентисаних градијената (HOG) у комбинацији са линеарним</w:t>
+      </w:r>
+      <w:r>
+        <w:rPr>
+          <w:lang w:val="en-US"/>
+        </w:rPr>
+        <w:t xml:space="preserve"> </w:t>
+      </w:r>
+      <w:r>
+        <w:rPr>
+          <w:lang w:val="sr-Cyrl-RS"/>
+        </w:rPr>
+        <w:t>SVM</w:t>
+      </w:r>
+      <w:r>
+        <w:rPr>
+          <w:rFonts w:ascii="Cambria Math" w:hAnsi="Cambria Math" w:cs="Cambria Math"/>
+          <w:lang w:val="sr-Cyrl-RS"/>
+        </w:rPr>
+        <w:t>‐</w:t>
+      </w:r>
+      <w:r>
+        <w:rPr>
+          <w:rFonts w:ascii="Aptos" w:hAnsi="Aptos" w:cs="Aptos"/>
+          <w:lang w:val="sr-Cyrl-RS"/>
+        </w:rPr>
+        <w:t>ом</w:t>
+      </w:r>
+      <w:r>
+        <w:rPr>
+          <w:lang w:val="sr-Cyrl-RS"/>
+        </w:rPr>
+        <w:t xml:space="preserve"> </w:t>
+      </w:r>
+      <w:r>
+        <w:rPr>
+          <w:rFonts w:ascii="Aptos" w:hAnsi="Aptos" w:cs="Aptos"/>
+          <w:lang w:val="sr-Cyrl-RS"/>
+        </w:rPr>
+        <w:t>користи</w:t>
+      </w:r>
+      <w:r>
+        <w:rPr>
+          <w:lang w:val="sr-Cyrl-RS"/>
+        </w:rPr>
+        <w:t xml:space="preserve"> </w:t>
+      </w:r>
+      <w:r>
+        <w:rPr>
+          <w:rFonts w:ascii="Aptos" w:hAnsi="Aptos" w:cs="Aptos"/>
+          <w:lang w:val="sr-Cyrl-RS"/>
+        </w:rPr>
+        <w:t>за</w:t>
+      </w:r>
+      <w:r>
+        <w:rPr>
+          <w:lang w:val="sr-Cyrl-RS"/>
+        </w:rPr>
+        <w:t xml:space="preserve"> </w:t>
+      </w:r>
+      <w:r>
+        <w:rPr>
+          <w:rFonts w:ascii="Aptos" w:hAnsi="Aptos" w:cs="Aptos"/>
+          <w:lang w:val="sr-Cyrl-RS"/>
+        </w:rPr>
+        <w:t>детекцију</w:t>
+      </w:r>
+      <w:r>
+        <w:rPr>
+          <w:lang w:val="sr-Cyrl-RS"/>
+        </w:rPr>
+        <w:t xml:space="preserve"> </w:t>
+      </w:r>
+      <w:r>
+        <w:rPr>
+          <w:rFonts w:ascii="Aptos" w:hAnsi="Aptos" w:cs="Aptos"/>
+          <w:lang w:val="sr-Cyrl-RS"/>
+        </w:rPr>
+        <w:t>особа</w:t>
+      </w:r>
+      <w:r>
+        <w:rPr>
+          <w:lang w:val="sr-Cyrl-RS"/>
+        </w:rPr>
+        <w:t xml:space="preserve"> </w:t>
+      </w:r>
+      <w:r>
+        <w:rPr>
+          <w:rFonts w:ascii="Aptos" w:hAnsi="Aptos" w:cs="Aptos"/>
+          <w:lang w:val="sr-Cyrl-RS"/>
+        </w:rPr>
+        <w:t>на</w:t>
+      </w:r>
+      <w:r>
+        <w:rPr>
+          <w:lang w:val="sr-Cyrl-RS"/>
+        </w:rPr>
+        <w:t xml:space="preserve"> </w:t>
+      </w:r>
+      <w:r>
+        <w:rPr>
+          <w:rFonts w:ascii="Aptos" w:hAnsi="Aptos" w:cs="Aptos"/>
+          <w:lang w:val="sr-Cyrl-RS"/>
+        </w:rPr>
+        <w:t>слици</w:t>
+      </w:r>
+      <w:r>
+        <w:rPr>
+          <w:lang w:val="sr-Cyrl-RS"/>
+        </w:rPr>
+        <w:t>.</w:t>
+      </w:r>
+    </w:p>
+    <w:p>
+      <w:pPr>
+        <w:pStyle w:val="ListParagraph"/>
+        <w:numPr>
+          <w:ilvl w:val="0"/>
+          <w:numId w:val="3"/>
+        </w:numPr>
+        <w:shd w:val="clear" w:color="auto" w:fill="77206D" w:themeFill="accent5" w:themeFillShade="BF"/>
+        <w:rPr>
+          <w:lang w:val="sr-Cyrl-RS"/>
+        </w:rPr>
+      </w:pPr>
+      <w:r>
+        <w:rPr>
+          <w:lang w:val="sr-Cyrl-RS"/>
+        </w:rPr>
+        <w:t>На који начин се метод „врећа визуелних речи“ користи за претрагу слика?</w:t>
+      </w:r>
+    </w:p>
+    <w:p>
+      <w:pPr>
+        <w:pStyle w:val="ListParagraph"/>
+        <w:numPr>
+          <w:ilvl w:val="0"/>
+          <w:numId w:val="3"/>
+        </w:numPr>
+        <w:shd w:val="clear" w:color="auto" w:fill="77206D" w:themeFill="accent5" w:themeFillShade="BF"/>
+        <w:rPr>
+          <w:lang w:val="sr-Cyrl-RS"/>
+        </w:rPr>
+      </w:pPr>
+      <w:r>
+        <w:rPr>
+          <w:lang w:val="sr-Cyrl-RS"/>
+        </w:rPr>
+        <w:t>Објаснити употребу инверзног индекса на визуелне речи?</w:t>
+      </w:r>
+    </w:p>
+    <w:p>
+      <w:pPr>
+        <w:pStyle w:val="ListParagraph"/>
+        <w:numPr>
+          <w:ilvl w:val="0"/>
+          <w:numId w:val="3"/>
+        </w:numPr>
+        <w:rPr>
+          <w:lang w:val="sr-Cyrl-RS"/>
+        </w:rPr>
+      </w:pPr>
+      <w:r>
+        <w:rPr>
+          <w:lang w:val="sr-Cyrl-RS"/>
+        </w:rPr>
+        <w:t xml:space="preserve">Описати модел вештачког неурона. Како изгледа </w:t>
+      </w:r>
+      <w:proofErr w:type="spellStart"/>
+      <w:r>
+        <w:rPr>
+          <w:lang w:val="sr-Cyrl-RS"/>
+        </w:rPr>
+        <w:t>ReLU</w:t>
+      </w:r>
+      <w:proofErr w:type="spellEnd"/>
+      <w:r>
+        <w:rPr>
+          <w:lang w:val="sr-Cyrl-RS"/>
+        </w:rPr>
+        <w:t xml:space="preserve"> </w:t>
+      </w:r>
+      <w:proofErr w:type="spellStart"/>
+      <w:r>
+        <w:rPr>
+          <w:lang w:val="sr-Cyrl-RS"/>
+        </w:rPr>
+        <w:t>активациона</w:t>
+      </w:r>
+      <w:proofErr w:type="spellEnd"/>
+      <w:r>
+        <w:rPr>
+          <w:lang w:val="sr-Cyrl-RS"/>
+        </w:rPr>
+        <w:t xml:space="preserve"> функција? Због чега је овај</w:t>
+      </w:r>
+      <w:r>
+        <w:rPr>
+          <w:lang w:val="en-US"/>
+        </w:rPr>
+        <w:t xml:space="preserve"> </w:t>
+      </w:r>
+      <w:r>
+        <w:rPr>
+          <w:lang w:val="sr-Cyrl-RS"/>
+        </w:rPr>
+        <w:t xml:space="preserve">тип </w:t>
+      </w:r>
+      <w:proofErr w:type="spellStart"/>
+      <w:r>
+        <w:rPr>
+          <w:lang w:val="sr-Cyrl-RS"/>
+        </w:rPr>
+        <w:t>активационе</w:t>
+      </w:r>
+      <w:proofErr w:type="spellEnd"/>
+      <w:r>
+        <w:rPr>
+          <w:lang w:val="sr-Cyrl-RS"/>
+        </w:rPr>
+        <w:t xml:space="preserve"> функције веома заступљен у дубоким неуронским мрежама?</w:t>
+      </w:r>
+    </w:p>
+    <w:p>
+      <w:pPr>
+        <w:pStyle w:val="ListParagraph"/>
+        <w:numPr>
+          <w:ilvl w:val="0"/>
+          <w:numId w:val="3"/>
+        </w:numPr>
+        <w:rPr>
+          <w:lang w:val="sr-Cyrl-RS"/>
+        </w:rPr>
+      </w:pPr>
+      <w:r>
+        <w:rPr>
+          <w:lang w:val="sr-Cyrl-RS"/>
+        </w:rPr>
+        <w:t xml:space="preserve">Шта представља </w:t>
+      </w:r>
+      <w:proofErr w:type="spellStart"/>
+      <w:r>
+        <w:rPr>
+          <w:lang w:val="sr-Cyrl-RS"/>
+        </w:rPr>
+        <w:t>overfitting</w:t>
+      </w:r>
+      <w:proofErr w:type="spellEnd"/>
+      <w:r>
+        <w:rPr>
+          <w:lang w:val="sr-Cyrl-RS"/>
+        </w:rPr>
+        <w:t xml:space="preserve"> проблем код обучавања вештачких неуронских мрежа и које технике</w:t>
+      </w:r>
+      <w:r>
+        <w:rPr>
+          <w:lang w:val="en-US"/>
+        </w:rPr>
+        <w:t xml:space="preserve"> </w:t>
+      </w:r>
+      <w:r>
+        <w:rPr>
+          <w:lang w:val="sr-Cyrl-RS"/>
+        </w:rPr>
+        <w:t>се користе како би се избегао?</w:t>
+      </w:r>
+    </w:p>
+    <w:p>
+      <w:pPr>
+        <w:pStyle w:val="ListParagraph"/>
+        <w:numPr>
+          <w:ilvl w:val="0"/>
+          <w:numId w:val="3"/>
+        </w:numPr>
+        <w:rPr>
+          <w:lang w:val="sr-Cyrl-RS"/>
+        </w:rPr>
+      </w:pPr>
+      <w:r>
+        <w:rPr>
+          <w:lang w:val="sr-Cyrl-RS"/>
+        </w:rPr>
+        <w:t xml:space="preserve">Због чега су се дубоке </w:t>
+      </w:r>
+      <w:proofErr w:type="spellStart"/>
+      <w:r>
+        <w:rPr>
+          <w:lang w:val="sr-Cyrl-RS"/>
+        </w:rPr>
+        <w:t>конволуционе</w:t>
+      </w:r>
+      <w:proofErr w:type="spellEnd"/>
+      <w:r>
+        <w:rPr>
+          <w:lang w:val="sr-Cyrl-RS"/>
+        </w:rPr>
+        <w:t xml:space="preserve"> неуронске мреже показале јако ефикасним у решавању</w:t>
+      </w:r>
+      <w:r>
+        <w:rPr>
+          <w:lang w:val="en-US"/>
+        </w:rPr>
+        <w:t xml:space="preserve"> </w:t>
+      </w:r>
+      <w:r>
+        <w:rPr>
+          <w:lang w:val="sr-Cyrl-RS"/>
+        </w:rPr>
+        <w:t>различитих проблема рачунарског вида?</w:t>
+      </w:r>
+    </w:p>
+    <w:p>
+      <w:pPr>
+        <w:pStyle w:val="ListParagraph"/>
+        <w:numPr>
+          <w:ilvl w:val="0"/>
+          <w:numId w:val="3"/>
+        </w:numPr>
+        <w:rPr>
+          <w:lang w:val="sr-Cyrl-RS"/>
+        </w:rPr>
+      </w:pPr>
+      <w:r>
+        <w:rPr>
+          <w:lang w:val="sr-Cyrl-RS"/>
+        </w:rPr>
+        <w:t xml:space="preserve">Описати структуру типичне </w:t>
+      </w:r>
+      <w:proofErr w:type="spellStart"/>
+      <w:r>
+        <w:rPr>
+          <w:lang w:val="sr-Cyrl-RS"/>
+        </w:rPr>
+        <w:t>конволуционе</w:t>
+      </w:r>
+      <w:proofErr w:type="spellEnd"/>
+      <w:r>
+        <w:rPr>
+          <w:lang w:val="sr-Cyrl-RS"/>
+        </w:rPr>
+        <w:t xml:space="preserve"> неуронске мреже.</w:t>
+      </w:r>
+    </w:p>
+    <w:p>
+      <w:pPr>
+        <w:pStyle w:val="ListParagraph"/>
+        <w:numPr>
+          <w:ilvl w:val="0"/>
+          <w:numId w:val="3"/>
+        </w:numPr>
+        <w:rPr>
+          <w:lang w:val="sr-Cyrl-RS"/>
+        </w:rPr>
+      </w:pPr>
+      <w:r>
+        <w:rPr>
+          <w:lang w:val="sr-Cyrl-RS"/>
+        </w:rPr>
+        <w:t xml:space="preserve">Која је улога и на који начин се формира излаз </w:t>
+      </w:r>
+      <w:proofErr w:type="spellStart"/>
+      <w:r>
+        <w:rPr>
+          <w:lang w:val="sr-Cyrl-RS"/>
+        </w:rPr>
+        <w:t>конволуционог</w:t>
+      </w:r>
+      <w:proofErr w:type="spellEnd"/>
+      <w:r>
+        <w:rPr>
+          <w:lang w:val="sr-Cyrl-RS"/>
+        </w:rPr>
+        <w:t xml:space="preserve"> слоја код </w:t>
+      </w:r>
+      <w:proofErr w:type="spellStart"/>
+      <w:r>
+        <w:rPr>
+          <w:lang w:val="sr-Cyrl-RS"/>
+        </w:rPr>
+        <w:t>конволуционих</w:t>
+      </w:r>
+      <w:proofErr w:type="spellEnd"/>
+      <w:r>
+        <w:rPr>
+          <w:lang w:val="en-US"/>
+        </w:rPr>
+        <w:t xml:space="preserve"> </w:t>
+      </w:r>
+      <w:r>
+        <w:rPr>
+          <w:lang w:val="sr-Cyrl-RS"/>
+        </w:rPr>
+        <w:t>неуронских мрежа (илустровати на примеру)?</w:t>
+      </w:r>
+    </w:p>
+    <w:p>
+      <w:pPr>
+        <w:pStyle w:val="ListParagraph"/>
+        <w:numPr>
+          <w:ilvl w:val="0"/>
+          <w:numId w:val="3"/>
+        </w:numPr>
+        <w:rPr>
+          <w:lang w:val="sr-Cyrl-RS"/>
+        </w:rPr>
+      </w:pPr>
+      <w:r>
+        <w:rPr>
+          <w:lang w:val="sr-Cyrl-RS"/>
+        </w:rPr>
+        <w:t xml:space="preserve">Која је улога и на који начин се формира излаз </w:t>
+      </w:r>
+      <w:proofErr w:type="spellStart"/>
+      <w:r>
+        <w:rPr>
+          <w:lang w:val="sr-Cyrl-RS"/>
+        </w:rPr>
+        <w:t>pooling</w:t>
+      </w:r>
+      <w:proofErr w:type="spellEnd"/>
+      <w:r>
+        <w:rPr>
+          <w:lang w:val="sr-Cyrl-RS"/>
+        </w:rPr>
+        <w:t xml:space="preserve"> слоја код </w:t>
+      </w:r>
+      <w:proofErr w:type="spellStart"/>
+      <w:r>
+        <w:rPr>
+          <w:lang w:val="sr-Cyrl-RS"/>
+        </w:rPr>
+        <w:t>конволуционих</w:t>
+      </w:r>
+      <w:proofErr w:type="spellEnd"/>
+      <w:r>
+        <w:rPr>
+          <w:lang w:val="sr-Cyrl-RS"/>
+        </w:rPr>
+        <w:t xml:space="preserve"> неуронских</w:t>
+      </w:r>
+      <w:r>
+        <w:rPr>
+          <w:lang w:val="en-US"/>
+        </w:rPr>
+        <w:t xml:space="preserve"> </w:t>
+      </w:r>
+      <w:r>
+        <w:rPr>
+          <w:lang w:val="sr-Cyrl-RS"/>
+        </w:rPr>
+        <w:t>мрежа (илустровати на примеру)?</w:t>
+      </w:r>
+    </w:p>
+    <w:p>
+      <w:pPr>
+        <w:pStyle w:val="ListParagraph"/>
+        <w:numPr>
+          <w:ilvl w:val="0"/>
+          <w:numId w:val="3"/>
+        </w:numPr>
+        <w:rPr>
+          <w:lang w:val="sr-Cyrl-RS"/>
+        </w:rPr>
+      </w:pPr>
+      <w:r>
+        <w:rPr>
+          <w:lang w:val="sr-Cyrl-RS"/>
+        </w:rPr>
+        <w:t>Где се 3Д тачка (</w:t>
+      </w:r>
+      <w:proofErr w:type="spellStart"/>
+      <w:r>
+        <w:rPr>
+          <w:lang w:val="sr-Cyrl-RS"/>
+        </w:rPr>
+        <w:t>x,y,z</w:t>
+      </w:r>
+      <w:proofErr w:type="spellEnd"/>
+      <w:r>
+        <w:rPr>
+          <w:lang w:val="sr-Cyrl-RS"/>
+        </w:rPr>
+        <w:t>) у простору камере приликом перспективне пројекције пресликава у</w:t>
+      </w:r>
+      <w:r>
+        <w:rPr>
+          <w:lang w:val="en-US"/>
+        </w:rPr>
+        <w:t xml:space="preserve"> </w:t>
+      </w:r>
+      <w:r>
+        <w:rPr>
+          <w:lang w:val="sr-Cyrl-RS"/>
+        </w:rPr>
+        <w:t xml:space="preserve">простор слике (скицирати и написати изразе за </w:t>
+      </w:r>
+      <w:proofErr w:type="spellStart"/>
+      <w:r>
+        <w:rPr>
+          <w:lang w:val="sr-Cyrl-RS"/>
+        </w:rPr>
+        <w:t>u,v</w:t>
+      </w:r>
+      <w:proofErr w:type="spellEnd"/>
+      <w:r>
+        <w:rPr>
+          <w:lang w:val="sr-Cyrl-RS"/>
+        </w:rPr>
+        <w:t>)?</w:t>
+      </w:r>
+    </w:p>
+    <w:p>
+      <w:pPr>
+        <w:pStyle w:val="ListParagraph"/>
+        <w:numPr>
+          <w:ilvl w:val="0"/>
+          <w:numId w:val="3"/>
+        </w:numPr>
+        <w:rPr>
+          <w:lang w:val="sr-Cyrl-RS"/>
+        </w:rPr>
+      </w:pPr>
+      <w:r>
+        <w:rPr>
+          <w:lang w:val="sr-Cyrl-RS"/>
+        </w:rPr>
+        <w:t xml:space="preserve">Графички илустровати и описати </w:t>
+      </w:r>
+      <w:proofErr w:type="spellStart"/>
+      <w:r>
+        <w:rPr>
+          <w:lang w:val="sr-Cyrl-RS"/>
+        </w:rPr>
+        <w:t>pinhole</w:t>
+      </w:r>
+      <w:proofErr w:type="spellEnd"/>
+      <w:r>
+        <w:rPr>
+          <w:lang w:val="sr-Cyrl-RS"/>
+        </w:rPr>
+        <w:t xml:space="preserve"> модел камере? Објаснити који параметри одређују</w:t>
+      </w:r>
+      <w:r>
+        <w:rPr>
+          <w:lang w:val="en-US"/>
+        </w:rPr>
+        <w:t xml:space="preserve"> </w:t>
+      </w:r>
+      <w:r>
+        <w:rPr>
+          <w:lang w:val="sr-Cyrl-RS"/>
+        </w:rPr>
+        <w:t xml:space="preserve">унутрашњу (енгл. </w:t>
+      </w:r>
+      <w:proofErr w:type="spellStart"/>
+      <w:r>
+        <w:rPr>
+          <w:lang w:val="sr-Cyrl-RS"/>
+        </w:rPr>
+        <w:t>intrinsic</w:t>
+      </w:r>
+      <w:proofErr w:type="spellEnd"/>
+      <w:r>
+        <w:rPr>
+          <w:lang w:val="sr-Cyrl-RS"/>
+        </w:rPr>
+        <w:t xml:space="preserve">) и спољашњу (енгл. </w:t>
+      </w:r>
+      <w:proofErr w:type="spellStart"/>
+      <w:r>
+        <w:rPr>
+          <w:lang w:val="sr-Cyrl-RS"/>
+        </w:rPr>
+        <w:t>extrinsic</w:t>
+      </w:r>
+      <w:proofErr w:type="spellEnd"/>
+      <w:r>
+        <w:rPr>
+          <w:lang w:val="sr-Cyrl-RS"/>
+        </w:rPr>
+        <w:t>) матрицу.</w:t>
+      </w:r>
+    </w:p>
+    <w:p>
+      <w:pPr>
+        <w:pStyle w:val="ListParagraph"/>
+        <w:numPr>
+          <w:ilvl w:val="0"/>
+          <w:numId w:val="3"/>
+        </w:numPr>
+        <w:rPr>
+          <w:lang w:val="sr-Cyrl-RS"/>
+        </w:rPr>
+      </w:pPr>
+      <w:r>
+        <w:rPr>
+          <w:lang w:val="sr-Cyrl-RS"/>
+        </w:rPr>
+        <w:t>Због чега паралелне линије конвергирају у једној тачки (</w:t>
+      </w:r>
+      <w:proofErr w:type="spellStart"/>
+      <w:r>
+        <w:rPr>
+          <w:lang w:val="sr-Cyrl-RS"/>
+        </w:rPr>
+        <w:t>vanishing</w:t>
+      </w:r>
+      <w:proofErr w:type="spellEnd"/>
+      <w:r>
+        <w:rPr>
+          <w:lang w:val="sr-Cyrl-RS"/>
+        </w:rPr>
+        <w:t xml:space="preserve"> </w:t>
+      </w:r>
+      <w:proofErr w:type="spellStart"/>
+      <w:r>
+        <w:rPr>
+          <w:lang w:val="sr-Cyrl-RS"/>
+        </w:rPr>
+        <w:t>point</w:t>
+      </w:r>
+      <w:proofErr w:type="spellEnd"/>
+      <w:r>
+        <w:rPr>
+          <w:lang w:val="sr-Cyrl-RS"/>
+        </w:rPr>
+        <w:t>) на слици?</w:t>
+      </w:r>
+    </w:p>
+    <w:p>
+      <w:pPr>
+        <w:pStyle w:val="ListParagraph"/>
+        <w:numPr>
+          <w:ilvl w:val="0"/>
+          <w:numId w:val="3"/>
+        </w:numPr>
+        <w:rPr>
+          <w:lang w:val="sr-Cyrl-RS"/>
+        </w:rPr>
+      </w:pPr>
+      <w:r>
+        <w:rPr>
+          <w:lang w:val="sr-Cyrl-RS"/>
+        </w:rPr>
+        <w:t>Један начин да се одреде параметри модела камере је да се одреде парови 3Д тачака у сцени и</w:t>
+      </w:r>
+      <w:r>
+        <w:rPr>
+          <w:lang w:val="en-US"/>
+        </w:rPr>
+        <w:t xml:space="preserve"> </w:t>
+      </w:r>
+      <w:r>
+        <w:rPr>
+          <w:lang w:val="sr-Cyrl-RS"/>
+        </w:rPr>
+        <w:t>2Д тачака на слици. Колико је минимално тачака потребно да одређивање параметара камере?</w:t>
+      </w:r>
+      <w:r>
+        <w:rPr>
+          <w:lang w:val="en-US"/>
+        </w:rPr>
+        <w:t xml:space="preserve"> </w:t>
+      </w:r>
+      <w:r>
+        <w:rPr>
+          <w:lang w:val="sr-Cyrl-RS"/>
+        </w:rPr>
+        <w:t>Уколико имамо већи број тачака, на који начин се налазе параметри камере?</w:t>
+      </w:r>
+    </w:p>
+    <w:p>
+      <w:pPr>
+        <w:pStyle w:val="ListParagraph"/>
+        <w:numPr>
+          <w:ilvl w:val="0"/>
+          <w:numId w:val="3"/>
+        </w:numPr>
+        <w:rPr>
+          <w:lang w:val="sr-Cyrl-RS"/>
+        </w:rPr>
+      </w:pPr>
+      <w:r>
+        <w:rPr>
+          <w:lang w:val="sr-Cyrl-RS"/>
+        </w:rPr>
+        <w:t xml:space="preserve">Шта је </w:t>
+      </w:r>
+      <w:proofErr w:type="spellStart"/>
+      <w:r>
+        <w:rPr>
+          <w:lang w:val="sr-Cyrl-RS"/>
+        </w:rPr>
+        <w:t>афина</w:t>
+      </w:r>
+      <w:proofErr w:type="spellEnd"/>
+      <w:r>
+        <w:rPr>
+          <w:lang w:val="sr-Cyrl-RS"/>
+        </w:rPr>
+        <w:t xml:space="preserve"> трансформација и колико парова тачака је потребно за њено одређивање</w:t>
+      </w:r>
+      <w:r>
+        <w:rPr>
+          <w:lang w:val="en-US"/>
+        </w:rPr>
+        <w:t xml:space="preserve"> </w:t>
+      </w:r>
+      <w:r>
+        <w:rPr>
+          <w:lang w:val="sr-Cyrl-RS"/>
+        </w:rPr>
+        <w:t>(графички илустровати)?</w:t>
+      </w:r>
+    </w:p>
+    <w:p>
+      <w:pPr>
+        <w:pStyle w:val="ListParagraph"/>
+        <w:numPr>
+          <w:ilvl w:val="0"/>
+          <w:numId w:val="3"/>
+        </w:numPr>
+        <w:rPr>
+          <w:lang w:val="sr-Cyrl-RS"/>
+        </w:rPr>
+      </w:pPr>
+      <w:r>
+        <w:rPr>
+          <w:lang w:val="sr-Cyrl-RS"/>
+        </w:rPr>
+        <w:t>Шта је хомографија и колико парова тачака је потребно за њено одређивање (графички</w:t>
+      </w:r>
+      <w:r>
+        <w:rPr>
+          <w:lang w:val="en-US"/>
+        </w:rPr>
+        <w:t xml:space="preserve"> </w:t>
+      </w:r>
+      <w:r>
+        <w:rPr>
+          <w:lang w:val="sr-Cyrl-RS"/>
+        </w:rPr>
+        <w:t>илустровати)?</w:t>
+      </w:r>
+    </w:p>
+    <w:p>
+      <w:pPr>
+        <w:pStyle w:val="ListParagraph"/>
+        <w:numPr>
+          <w:ilvl w:val="0"/>
+          <w:numId w:val="3"/>
+        </w:numPr>
+        <w:rPr>
+          <w:lang w:val="sr-Cyrl-RS"/>
+        </w:rPr>
+      </w:pPr>
+      <w:r>
+        <w:rPr>
+          <w:lang w:val="sr-Cyrl-RS"/>
+        </w:rPr>
+        <w:t xml:space="preserve">Уколико имамо две камере и тачку X у простору, приказати положај </w:t>
+      </w:r>
+      <w:proofErr w:type="spellStart"/>
+      <w:r>
+        <w:rPr>
+          <w:lang w:val="sr-Cyrl-RS"/>
+        </w:rPr>
+        <w:t>епиполарних</w:t>
+      </w:r>
+      <w:proofErr w:type="spellEnd"/>
+      <w:r>
+        <w:rPr>
+          <w:lang w:val="sr-Cyrl-RS"/>
+        </w:rPr>
+        <w:t xml:space="preserve"> линија на</w:t>
+      </w:r>
+      <w:r>
+        <w:rPr>
+          <w:lang w:val="en-US"/>
+        </w:rPr>
+        <w:t xml:space="preserve"> </w:t>
+      </w:r>
+      <w:r>
+        <w:rPr>
+          <w:lang w:val="sr-Cyrl-RS"/>
+        </w:rPr>
+        <w:t>равнима слика.</w:t>
+      </w:r>
+    </w:p>
+    <w:p>
+      <w:pPr>
+        <w:pStyle w:val="ListParagraph"/>
+        <w:numPr>
+          <w:ilvl w:val="0"/>
+          <w:numId w:val="3"/>
+        </w:numPr>
+        <w:rPr>
+          <w:lang w:val="sr-Cyrl-RS"/>
+        </w:rPr>
+      </w:pPr>
+      <w:r>
+        <w:rPr>
+          <w:lang w:val="sr-Cyrl-RS"/>
+        </w:rPr>
+        <w:t xml:space="preserve">Шта је </w:t>
+      </w:r>
+      <w:proofErr w:type="spellStart"/>
+      <w:r>
+        <w:rPr>
+          <w:lang w:val="sr-Cyrl-RS"/>
+        </w:rPr>
+        <w:t>епипол</w:t>
+      </w:r>
+      <w:proofErr w:type="spellEnd"/>
+      <w:r>
+        <w:rPr>
+          <w:lang w:val="sr-Cyrl-RS"/>
+        </w:rPr>
+        <w:t xml:space="preserve">? Где се налазе </w:t>
+      </w:r>
+      <w:proofErr w:type="spellStart"/>
+      <w:r>
+        <w:rPr>
+          <w:lang w:val="sr-Cyrl-RS"/>
+        </w:rPr>
+        <w:t>епиполови</w:t>
+      </w:r>
+      <w:proofErr w:type="spellEnd"/>
+      <w:r>
+        <w:rPr>
+          <w:lang w:val="sr-Cyrl-RS"/>
+        </w:rPr>
+        <w:t xml:space="preserve"> код кретања дуж осе камере, а где код кретања управно</w:t>
+      </w:r>
+      <w:r>
+        <w:rPr>
+          <w:lang w:val="en-US"/>
+        </w:rPr>
+        <w:t xml:space="preserve"> </w:t>
+      </w:r>
+      <w:r>
+        <w:rPr>
+          <w:lang w:val="sr-Cyrl-RS"/>
+        </w:rPr>
+        <w:t>на осу камере (графички илустровати)?</w:t>
+      </w:r>
+    </w:p>
+    <w:p>
+      <w:pPr>
+        <w:pStyle w:val="ListParagraph"/>
+        <w:numPr>
+          <w:ilvl w:val="0"/>
+          <w:numId w:val="3"/>
+        </w:numPr>
+        <w:rPr>
+          <w:lang w:val="sr-Cyrl-RS"/>
+        </w:rPr>
+      </w:pPr>
+      <w:r>
+        <w:rPr>
+          <w:lang w:val="sr-Cyrl-RS"/>
+        </w:rPr>
+        <w:t>Која је разлика између есенцијалне и фундаменталне матрице?</w:t>
+      </w:r>
+    </w:p>
+    <w:p>
+      <w:pPr>
+        <w:pStyle w:val="ListParagraph"/>
+        <w:numPr>
+          <w:ilvl w:val="0"/>
+          <w:numId w:val="3"/>
+        </w:numPr>
+        <w:rPr>
+          <w:lang w:val="sr-Cyrl-RS"/>
+        </w:rPr>
+      </w:pPr>
+      <w:r>
+        <w:rPr>
+          <w:lang w:val="sr-Cyrl-RS"/>
+        </w:rPr>
+        <w:t xml:space="preserve">Који је однос између диспаритета пиксела у </w:t>
+      </w:r>
+      <w:proofErr w:type="spellStart"/>
+      <w:r>
+        <w:rPr>
+          <w:lang w:val="sr-Cyrl-RS"/>
+        </w:rPr>
+        <w:t>калибрисаном</w:t>
+      </w:r>
+      <w:proofErr w:type="spellEnd"/>
+      <w:r>
+        <w:rPr>
+          <w:lang w:val="sr-Cyrl-RS"/>
+        </w:rPr>
+        <w:t xml:space="preserve"> стерео систему и даљине</w:t>
+      </w:r>
+      <w:r>
+        <w:rPr>
+          <w:lang w:val="en-US"/>
+        </w:rPr>
+        <w:t xml:space="preserve"> </w:t>
+      </w:r>
+      <w:r>
+        <w:rPr>
+          <w:lang w:val="sr-Cyrl-RS"/>
+        </w:rPr>
+        <w:t>одговарајуће тачке од камере (графички илустровати)?</w:t>
+      </w:r>
+    </w:p>
+    <w:p>
+      <w:pPr>
+        <w:pStyle w:val="ListParagraph"/>
+        <w:numPr>
+          <w:ilvl w:val="0"/>
+          <w:numId w:val="3"/>
+        </w:numPr>
+        <w:rPr>
+          <w:lang w:val="sr-Cyrl-RS"/>
+        </w:rPr>
+      </w:pPr>
+      <w:r>
+        <w:rPr>
+          <w:lang w:val="sr-Cyrl-RS"/>
+        </w:rPr>
+        <w:t xml:space="preserve">Које ограничење се користи за налажење </w:t>
+      </w:r>
+      <w:proofErr w:type="spellStart"/>
+      <w:r>
+        <w:rPr>
+          <w:lang w:val="sr-Cyrl-RS"/>
+        </w:rPr>
+        <w:t>упарених</w:t>
+      </w:r>
+      <w:proofErr w:type="spellEnd"/>
+      <w:r>
+        <w:rPr>
+          <w:lang w:val="sr-Cyrl-RS"/>
+        </w:rPr>
+        <w:t xml:space="preserve"> пиксела на стерео сликама (графички</w:t>
+      </w:r>
+      <w:r>
+        <w:rPr>
+          <w:lang w:val="en-US"/>
+        </w:rPr>
+        <w:t xml:space="preserve"> </w:t>
+      </w:r>
+      <w:r>
+        <w:rPr>
+          <w:lang w:val="sr-Cyrl-RS"/>
+        </w:rPr>
+        <w:t>илустровати)?</w:t>
+      </w:r>
+    </w:p>
+    <w:p>
+      <w:pPr>
+        <w:pStyle w:val="ListParagraph"/>
+        <w:numPr>
+          <w:ilvl w:val="0"/>
+          <w:numId w:val="3"/>
+        </w:numPr>
         <w:rPr>
           <w:lang w:val="sr-Cyrl-RS"/>
         </w:rPr>
@@ -1204,99 +2398,7 @@
           <w:lang w:val="sr-Cyrl-RS"/>
         </w:rPr>
         <w:lastRenderedPageBreak/>
-        <w:t>На који начин се каскадни класификатор користи за детекцију лица на слици? Која је његова</w:t>
-      </w:r>
-      <w:r>
-        <w:rPr>
-          <w:lang w:val="en-US"/>
-        </w:rPr>
-        <w:t xml:space="preserve"> </w:t>
-      </w:r>
-      <w:r>
-        <w:rPr>
-          <w:lang w:val="sr-Cyrl-RS"/>
-        </w:rPr>
-        <w:t>главна предност?</w:t>
-      </w:r>
-    </w:p>
-    <w:p>
-      <w:pPr>
-        <w:pStyle w:val="ListParagraph"/>
-        <w:numPr>
-          <w:ilvl w:val="0"/>
-          <w:numId w:val="3"/>
-        </w:numPr>
-        <w:rPr>
-          <w:lang w:val="sr-Cyrl-RS"/>
-        </w:rPr>
-      </w:pPr>
-      <w:r>
-        <w:rPr>
-          <w:lang w:val="sr-Cyrl-RS"/>
-        </w:rPr>
-        <w:t>Шта представљају интегралне слике на који начин се оне користе код детекције лица на слици?</w:t>
-      </w:r>
-    </w:p>
-    <w:p>
-      <w:pPr>
-        <w:pStyle w:val="ListParagraph"/>
-        <w:numPr>
-          <w:ilvl w:val="0"/>
-          <w:numId w:val="3"/>
-        </w:numPr>
-        <w:rPr>
-          <w:lang w:val="sr-Cyrl-RS"/>
-        </w:rPr>
-      </w:pPr>
-      <w:r>
-        <w:rPr>
-          <w:lang w:val="sr-Cyrl-RS"/>
-        </w:rPr>
-        <w:t xml:space="preserve">На који начин је могуће искористити SVM кад подаци нису линеарно </w:t>
-      </w:r>
-      <w:proofErr w:type="spellStart"/>
-      <w:r>
-        <w:rPr>
-          <w:lang w:val="sr-Cyrl-RS"/>
-        </w:rPr>
-        <w:t>сепарабилни</w:t>
-      </w:r>
-      <w:proofErr w:type="spellEnd"/>
-      <w:r>
-        <w:rPr>
-          <w:lang w:val="sr-Cyrl-RS"/>
-        </w:rPr>
-        <w:t>?</w:t>
-      </w:r>
-    </w:p>
-    <w:p>
-      <w:pPr>
-        <w:pStyle w:val="ListParagraph"/>
-        <w:numPr>
-          <w:ilvl w:val="0"/>
-          <w:numId w:val="3"/>
-        </w:numPr>
-        <w:rPr>
-          <w:lang w:val="sr-Cyrl-RS"/>
-        </w:rPr>
-      </w:pPr>
-      <w:r>
-        <w:rPr>
-          <w:lang w:val="sr-Cyrl-RS"/>
-        </w:rPr>
-        <w:t>Описати како се метод хистограма оријентисаних градијената (HOG) у комбинацији са линеарним</w:t>
-      </w:r>
-      <w:r>
-        <w:rPr>
-          <w:lang w:val="en-US"/>
-        </w:rPr>
-        <w:t xml:space="preserve"> </w:t>
-      </w:r>
-      <w:r>
-        <w:rPr>
-          <w:lang w:val="sr-Cyrl-RS"/>
-        </w:rPr>
-        <w:t>SVM</w:t>
+        <w:t>Лукас</w:t>
       </w:r>
       <w:r>
         <w:rPr>
@@ -1310,7 +2412,7 @@
           <w:rFonts w:ascii="Aptos" w:hAnsi="Aptos" w:cs="Aptos"/>
           <w:lang w:val="sr-Cyrl-RS"/>
         </w:rPr>
-        <w:t>ом</w:t>
+        <w:t>Канаде</w:t>
       </w:r>
       <w:r>
         <w:rPr>
@@ -1323,7 +2425,7 @@
           <w:rFonts w:ascii="Aptos" w:hAnsi="Aptos" w:cs="Aptos"/>
           <w:lang w:val="sr-Cyrl-RS"/>
         </w:rPr>
-        <w:t>користи</w:t>
+        <w:t>метод</w:t>
       </w:r>
       <w:r>
         <w:rPr>
@@ -1349,7 +2451,7 @@
           <w:rFonts w:ascii="Aptos" w:hAnsi="Aptos" w:cs="Aptos"/>
           <w:lang w:val="sr-Cyrl-RS"/>
         </w:rPr>
-        <w:t>детекцију</w:t>
+        <w:t>налажење</w:t>
       </w:r>
       <w:r>
         <w:rPr>
@@ -1362,7 +2464,7 @@
           <w:rFonts w:ascii="Aptos" w:hAnsi="Aptos" w:cs="Aptos"/>
           <w:lang w:val="sr-Cyrl-RS"/>
         </w:rPr>
-        <w:t>особа</w:t>
+        <w:t>оптичког</w:t>
       </w:r>
       <w:r>
         <w:rPr>
@@ -1375,6 +2477,45 @@
           <w:rFonts w:ascii="Aptos" w:hAnsi="Aptos" w:cs="Aptos"/>
           <w:lang w:val="sr-Cyrl-RS"/>
         </w:rPr>
+        <w:t>тока</w:t>
+      </w:r>
+      <w:r>
+        <w:rPr>
+          <w:lang w:val="sr-Cyrl-RS"/>
+        </w:rPr>
+        <w:t xml:space="preserve"> </w:t>
+      </w:r>
+      <w:r>
+        <w:rPr>
+          <w:rFonts w:ascii="Aptos" w:hAnsi="Aptos" w:cs="Aptos"/>
+          <w:lang w:val="sr-Cyrl-RS"/>
+        </w:rPr>
+        <w:t>се</w:t>
+      </w:r>
+      <w:r>
+        <w:rPr>
+          <w:lang w:val="sr-Cyrl-RS"/>
+        </w:rPr>
+        <w:t xml:space="preserve"> </w:t>
+      </w:r>
+      <w:r>
+        <w:rPr>
+          <w:rFonts w:ascii="Aptos" w:hAnsi="Aptos" w:cs="Aptos"/>
+          <w:lang w:val="sr-Cyrl-RS"/>
+        </w:rPr>
+        <w:t>заснива</w:t>
+      </w:r>
+      <w:r>
+        <w:rPr>
+          <w:lang w:val="sr-Cyrl-RS"/>
+        </w:rPr>
+        <w:t xml:space="preserve"> </w:t>
+      </w:r>
+      <w:r>
+        <w:rPr>
+          <w:rFonts w:ascii="Aptos" w:hAnsi="Aptos" w:cs="Aptos"/>
+          <w:lang w:val="sr-Cyrl-RS"/>
+        </w:rPr>
         <w:t>на</w:t>
       </w:r>
       <w:r>
@@ -1388,883 +2529,20 @@
           <w:rFonts w:ascii="Aptos" w:hAnsi="Aptos" w:cs="Aptos"/>
           <w:lang w:val="sr-Cyrl-RS"/>
         </w:rPr>
-        <w:t>слици</w:t>
-      </w:r>
-      <w:r>
-        <w:rPr>
-          <w:lang w:val="sr-Cyrl-RS"/>
-        </w:rPr>
-        <w:t>.</w:t>
-      </w:r>
-    </w:p>
-    <w:p>
-      <w:pPr>
-        <w:pStyle w:val="ListParagraph"/>
-        <w:numPr>
-          <w:ilvl w:val="0"/>
-          <w:numId w:val="3"/>
-        </w:numPr>
-        <w:rPr>
-          <w:lang w:val="sr-Cyrl-RS"/>
-        </w:rPr>
-      </w:pPr>
-      <w:r>
-        <w:rPr>
-          <w:lang w:val="sr-Cyrl-RS"/>
-        </w:rPr>
-        <w:t>На који начин се метод „врећа визуелних речи“ користи за претрагу слика?</w:t>
-      </w:r>
-    </w:p>
-    <w:p>
-      <w:pPr>
-        <w:pStyle w:val="ListParagraph"/>
-        <w:numPr>
-          <w:ilvl w:val="0"/>
-          <w:numId w:val="3"/>
-        </w:numPr>
-        <w:rPr>
-          <w:lang w:val="sr-Cyrl-RS"/>
-        </w:rPr>
-      </w:pPr>
-      <w:r>
-        <w:rPr>
-          <w:lang w:val="sr-Cyrl-RS"/>
-        </w:rPr>
-        <w:t>Објаснити употребу инверзног индекса на визуелне речи?</w:t>
-      </w:r>
-    </w:p>
-    <w:p>
-      <w:pPr>
-        <w:pStyle w:val="ListParagraph"/>
-        <w:numPr>
-          <w:ilvl w:val="0"/>
-          <w:numId w:val="3"/>
-        </w:numPr>
-        <w:rPr>
-          <w:lang w:val="sr-Cyrl-RS"/>
-        </w:rPr>
-      </w:pPr>
-      <w:r>
-        <w:rPr>
-          <w:lang w:val="sr-Cyrl-RS"/>
-        </w:rPr>
-        <w:t xml:space="preserve">Описати модел вештачког неурона. Како изгледа </w:t>
-      </w:r>
-      <w:proofErr w:type="spellStart"/>
-      <w:r>
-        <w:rPr>
-          <w:lang w:val="sr-Cyrl-RS"/>
-        </w:rPr>
-        <w:t>ReLU</w:t>
-      </w:r>
-      <w:proofErr w:type="spellEnd"/>
-      <w:r>
-        <w:rPr>
-          <w:lang w:val="sr-Cyrl-RS"/>
-        </w:rPr>
-        <w:t xml:space="preserve"> </w:t>
-      </w:r>
-      <w:proofErr w:type="spellStart"/>
-      <w:r>
-        <w:rPr>
-          <w:lang w:val="sr-Cyrl-RS"/>
-        </w:rPr>
-        <w:t>активациона</w:t>
-      </w:r>
-      <w:proofErr w:type="spellEnd"/>
-      <w:r>
-        <w:rPr>
-          <w:lang w:val="sr-Cyrl-RS"/>
-        </w:rPr>
-        <w:t xml:space="preserve"> функција? Због чега је овај</w:t>
-      </w:r>
-      <w:r>
-        <w:rPr>
-          <w:lang w:val="en-US"/>
-        </w:rPr>
-        <w:t xml:space="preserve"> </w:t>
-      </w:r>
-      <w:r>
-        <w:rPr>
-          <w:lang w:val="sr-Cyrl-RS"/>
-        </w:rPr>
-        <w:t xml:space="preserve">тип </w:t>
-      </w:r>
-      <w:proofErr w:type="spellStart"/>
-      <w:r>
-        <w:rPr>
-          <w:lang w:val="sr-Cyrl-RS"/>
-        </w:rPr>
-        <w:t>активационе</w:t>
-      </w:r>
-      <w:proofErr w:type="spellEnd"/>
-      <w:r>
-        <w:rPr>
-          <w:lang w:val="sr-Cyrl-RS"/>
-        </w:rPr>
-        <w:t xml:space="preserve"> функције веома заступљен у дубоким неуронским мрежама?</w:t>
-      </w:r>
-    </w:p>
-    <w:p>
-      <w:pPr>
-        <w:pStyle w:val="ListParagraph"/>
-        <w:numPr>
-          <w:ilvl w:val="0"/>
-          <w:numId w:val="3"/>
-        </w:numPr>
-        <w:rPr>
-          <w:lang w:val="sr-Cyrl-RS"/>
-        </w:rPr>
-      </w:pPr>
-      <w:r>
-        <w:rPr>
-          <w:lang w:val="sr-Cyrl-RS"/>
-        </w:rPr>
-        <w:t xml:space="preserve">Шта представља </w:t>
-      </w:r>
-      <w:proofErr w:type="spellStart"/>
-      <w:r>
-        <w:rPr>
-          <w:lang w:val="sr-Cyrl-RS"/>
-        </w:rPr>
-        <w:t>overfitting</w:t>
-      </w:r>
-      <w:proofErr w:type="spellEnd"/>
-      <w:r>
-        <w:rPr>
-          <w:lang w:val="sr-Cyrl-RS"/>
-        </w:rPr>
-        <w:t xml:space="preserve"> проблем код обучавања вештачких неуронских мрежа и које технике</w:t>
-      </w:r>
-      <w:r>
-        <w:rPr>
-          <w:lang w:val="en-US"/>
-        </w:rPr>
-        <w:t xml:space="preserve"> </w:t>
-      </w:r>
-      <w:r>
-        <w:rPr>
-          <w:lang w:val="sr-Cyrl-RS"/>
-        </w:rPr>
-        <w:t>се користе како би се избегао?</w:t>
-      </w:r>
-    </w:p>
-    <w:p>
-      <w:pPr>
-        <w:pStyle w:val="ListParagraph"/>
-        <w:numPr>
-          <w:ilvl w:val="0"/>
-          <w:numId w:val="3"/>
-        </w:numPr>
-        <w:rPr>
-          <w:lang w:val="sr-Cyrl-RS"/>
-        </w:rPr>
-      </w:pPr>
-      <w:r>
-        <w:rPr>
-          <w:lang w:val="sr-Cyrl-RS"/>
-        </w:rPr>
-        <w:t xml:space="preserve">Због чега су се дубоке </w:t>
-      </w:r>
-      <w:proofErr w:type="spellStart"/>
-      <w:r>
-        <w:rPr>
-          <w:lang w:val="sr-Cyrl-RS"/>
-        </w:rPr>
-        <w:t>конволуционе</w:t>
-      </w:r>
-      <w:proofErr w:type="spellEnd"/>
-      <w:r>
-        <w:rPr>
-          <w:lang w:val="sr-Cyrl-RS"/>
-        </w:rPr>
-        <w:t xml:space="preserve"> неуронске мреже показале јако ефикасним у решавању</w:t>
-      </w:r>
-      <w:r>
-        <w:rPr>
-          <w:lang w:val="en-US"/>
-        </w:rPr>
-        <w:t xml:space="preserve"> </w:t>
-      </w:r>
-      <w:r>
-        <w:rPr>
-          <w:lang w:val="sr-Cyrl-RS"/>
-        </w:rPr>
-        <w:t>различитих проблема рачунарског вида?</w:t>
-      </w:r>
-    </w:p>
-    <w:p>
-      <w:pPr>
-        <w:pStyle w:val="ListParagraph"/>
-        <w:numPr>
-          <w:ilvl w:val="0"/>
-          <w:numId w:val="3"/>
-        </w:numPr>
-        <w:rPr>
-          <w:lang w:val="sr-Cyrl-RS"/>
-        </w:rPr>
-      </w:pPr>
-      <w:r>
-        <w:rPr>
-          <w:lang w:val="sr-Cyrl-RS"/>
-        </w:rPr>
-        <w:t xml:space="preserve">Описати структуру типичне </w:t>
-      </w:r>
-      <w:proofErr w:type="spellStart"/>
-      <w:r>
-        <w:rPr>
-          <w:lang w:val="sr-Cyrl-RS"/>
-        </w:rPr>
-        <w:t>конволуционе</w:t>
-      </w:r>
-      <w:proofErr w:type="spellEnd"/>
-      <w:r>
-        <w:rPr>
-          <w:lang w:val="sr-Cyrl-RS"/>
-        </w:rPr>
-        <w:t xml:space="preserve"> неуронске мреже.</w:t>
-      </w:r>
-    </w:p>
-    <w:p>
-      <w:pPr>
-        <w:pStyle w:val="ListParagraph"/>
-        <w:numPr>
-          <w:ilvl w:val="0"/>
-          <w:numId w:val="3"/>
-        </w:numPr>
-        <w:rPr>
-          <w:lang w:val="sr-Cyrl-RS"/>
-        </w:rPr>
-      </w:pPr>
-      <w:r>
-        <w:rPr>
-          <w:lang w:val="sr-Cyrl-RS"/>
-        </w:rPr>
-        <w:t xml:space="preserve">Која је улога и на који начин се формира излаз </w:t>
-      </w:r>
-      <w:proofErr w:type="spellStart"/>
-      <w:r>
-        <w:rPr>
-          <w:lang w:val="sr-Cyrl-RS"/>
-        </w:rPr>
-        <w:t>конволуционог</w:t>
-      </w:r>
-      <w:proofErr w:type="spellEnd"/>
-      <w:r>
-        <w:rPr>
-          <w:lang w:val="sr-Cyrl-RS"/>
-        </w:rPr>
-        <w:t xml:space="preserve"> слоја код </w:t>
-      </w:r>
-      <w:proofErr w:type="spellStart"/>
-      <w:r>
-        <w:rPr>
-          <w:lang w:val="sr-Cyrl-RS"/>
-        </w:rPr>
-        <w:t>конволуционих</w:t>
-      </w:r>
-      <w:proofErr w:type="spellEnd"/>
-      <w:r>
-        <w:rPr>
-          <w:lang w:val="en-US"/>
-        </w:rPr>
-        <w:t xml:space="preserve"> </w:t>
-      </w:r>
-      <w:r>
-        <w:rPr>
-          <w:lang w:val="sr-Cyrl-RS"/>
-        </w:rPr>
-        <w:t>неуронских мрежа (илустровати на примеру)?</w:t>
-      </w:r>
-    </w:p>
-    <w:p>
-      <w:pPr>
-        <w:pStyle w:val="ListParagraph"/>
-        <w:numPr>
-          <w:ilvl w:val="0"/>
-          <w:numId w:val="3"/>
-        </w:numPr>
-        <w:rPr>
-          <w:lang w:val="sr-Cyrl-RS"/>
-        </w:rPr>
-      </w:pPr>
-      <w:r>
-        <w:rPr>
-          <w:lang w:val="sr-Cyrl-RS"/>
-        </w:rPr>
-        <w:t xml:space="preserve">Која је улога и на који начин се формира излаз </w:t>
-      </w:r>
-      <w:proofErr w:type="spellStart"/>
-      <w:r>
-        <w:rPr>
-          <w:lang w:val="sr-Cyrl-RS"/>
-        </w:rPr>
-        <w:t>pooling</w:t>
-      </w:r>
-      <w:proofErr w:type="spellEnd"/>
-      <w:r>
-        <w:rPr>
-          <w:lang w:val="sr-Cyrl-RS"/>
-        </w:rPr>
-        <w:t xml:space="preserve"> слоја код </w:t>
-      </w:r>
-      <w:proofErr w:type="spellStart"/>
-      <w:r>
-        <w:rPr>
-          <w:lang w:val="sr-Cyrl-RS"/>
-        </w:rPr>
-        <w:t>конволуционих</w:t>
-      </w:r>
-      <w:proofErr w:type="spellEnd"/>
-      <w:r>
-        <w:rPr>
-          <w:lang w:val="sr-Cyrl-RS"/>
-        </w:rPr>
-        <w:t xml:space="preserve"> неуронских</w:t>
-      </w:r>
-      <w:r>
-        <w:rPr>
-          <w:lang w:val="en-US"/>
-        </w:rPr>
-        <w:t xml:space="preserve"> </w:t>
-      </w:r>
-      <w:r>
-        <w:rPr>
-          <w:lang w:val="sr-Cyrl-RS"/>
-        </w:rPr>
-        <w:t>мрежа (илустровати на примеру)?</w:t>
-      </w:r>
-    </w:p>
-    <w:p>
-      <w:pPr>
-        <w:pStyle w:val="ListParagraph"/>
-        <w:numPr>
-          <w:ilvl w:val="0"/>
-          <w:numId w:val="3"/>
-        </w:numPr>
-        <w:rPr>
-          <w:lang w:val="sr-Cyrl-RS"/>
-        </w:rPr>
-      </w:pPr>
-      <w:r>
-        <w:rPr>
-          <w:lang w:val="sr-Cyrl-RS"/>
-        </w:rPr>
-        <w:t>Где се 3Д тачка (</w:t>
-      </w:r>
-      <w:proofErr w:type="spellStart"/>
-      <w:r>
-        <w:rPr>
-          <w:lang w:val="sr-Cyrl-RS"/>
-        </w:rPr>
-        <w:t>x,y,z</w:t>
-      </w:r>
-      <w:proofErr w:type="spellEnd"/>
-      <w:r>
-        <w:rPr>
-          <w:lang w:val="sr-Cyrl-RS"/>
-        </w:rPr>
-        <w:t>) у простору камере приликом перспективне пројекције пресликава у</w:t>
-      </w:r>
-      <w:r>
-        <w:rPr>
-          <w:lang w:val="en-US"/>
-        </w:rPr>
-        <w:t xml:space="preserve"> </w:t>
-      </w:r>
-      <w:r>
-        <w:rPr>
-          <w:lang w:val="sr-Cyrl-RS"/>
-        </w:rPr>
-        <w:t xml:space="preserve">простор слике (скицирати и написати изразе за </w:t>
-      </w:r>
-      <w:proofErr w:type="spellStart"/>
-      <w:r>
-        <w:rPr>
-          <w:lang w:val="sr-Cyrl-RS"/>
-        </w:rPr>
-        <w:t>u,v</w:t>
-      </w:r>
-      <w:proofErr w:type="spellEnd"/>
-      <w:r>
-        <w:rPr>
-          <w:lang w:val="sr-Cyrl-RS"/>
-        </w:rPr>
-        <w:t>)?</w:t>
-      </w:r>
-    </w:p>
-    <w:p>
-      <w:pPr>
-        <w:pStyle w:val="ListParagraph"/>
-        <w:numPr>
-          <w:ilvl w:val="0"/>
-          <w:numId w:val="3"/>
-        </w:numPr>
-        <w:rPr>
-          <w:lang w:val="sr-Cyrl-RS"/>
-        </w:rPr>
-      </w:pPr>
-      <w:r>
-        <w:rPr>
-          <w:lang w:val="sr-Cyrl-RS"/>
-        </w:rPr>
-        <w:t xml:space="preserve">Графички илустровати и описати </w:t>
-      </w:r>
-      <w:proofErr w:type="spellStart"/>
-      <w:r>
-        <w:rPr>
-          <w:lang w:val="sr-Cyrl-RS"/>
-        </w:rPr>
-        <w:t>pinhole</w:t>
-      </w:r>
-      <w:proofErr w:type="spellEnd"/>
-      <w:r>
-        <w:rPr>
-          <w:lang w:val="sr-Cyrl-RS"/>
-        </w:rPr>
-        <w:t xml:space="preserve"> модел камере? Објаснити који параметри одређују</w:t>
-      </w:r>
-      <w:r>
-        <w:rPr>
-          <w:lang w:val="en-US"/>
-        </w:rPr>
-        <w:t xml:space="preserve"> </w:t>
-      </w:r>
-      <w:r>
-        <w:rPr>
-          <w:lang w:val="sr-Cyrl-RS"/>
-        </w:rPr>
-        <w:t xml:space="preserve">унутрашњу (енгл. </w:t>
-      </w:r>
-      <w:proofErr w:type="spellStart"/>
-      <w:r>
-        <w:rPr>
-          <w:lang w:val="sr-Cyrl-RS"/>
-        </w:rPr>
-        <w:t>intrinsic</w:t>
-      </w:r>
-      <w:proofErr w:type="spellEnd"/>
-      <w:r>
-        <w:rPr>
-          <w:lang w:val="sr-Cyrl-RS"/>
-        </w:rPr>
-        <w:t xml:space="preserve">) и спољашњу (енгл. </w:t>
-      </w:r>
-      <w:proofErr w:type="spellStart"/>
-      <w:r>
-        <w:rPr>
-          <w:lang w:val="sr-Cyrl-RS"/>
-        </w:rPr>
-        <w:t>extrinsic</w:t>
-      </w:r>
-      <w:proofErr w:type="spellEnd"/>
-      <w:r>
-        <w:rPr>
-          <w:lang w:val="sr-Cyrl-RS"/>
-        </w:rPr>
-        <w:t>) матрицу.</w:t>
-      </w:r>
-    </w:p>
-    <w:p>
-      <w:pPr>
-        <w:pStyle w:val="ListParagraph"/>
-        <w:numPr>
-          <w:ilvl w:val="0"/>
-          <w:numId w:val="3"/>
-        </w:numPr>
-        <w:rPr>
-          <w:lang w:val="sr-Cyrl-RS"/>
-        </w:rPr>
-      </w:pPr>
-      <w:r>
-        <w:rPr>
-          <w:lang w:val="sr-Cyrl-RS"/>
-        </w:rPr>
-        <w:t>Због чега паралелне линије конвергирају у једној тачки (</w:t>
-      </w:r>
-      <w:proofErr w:type="spellStart"/>
-      <w:r>
-        <w:rPr>
-          <w:lang w:val="sr-Cyrl-RS"/>
-        </w:rPr>
-        <w:t>vanishing</w:t>
-      </w:r>
-      <w:proofErr w:type="spellEnd"/>
-      <w:r>
-        <w:rPr>
-          <w:lang w:val="sr-Cyrl-RS"/>
-        </w:rPr>
-        <w:t xml:space="preserve"> </w:t>
-      </w:r>
-      <w:proofErr w:type="spellStart"/>
-      <w:r>
-        <w:rPr>
-          <w:lang w:val="sr-Cyrl-RS"/>
-        </w:rPr>
-        <w:t>point</w:t>
-      </w:r>
-      <w:proofErr w:type="spellEnd"/>
-      <w:r>
-        <w:rPr>
-          <w:lang w:val="sr-Cyrl-RS"/>
-        </w:rPr>
-        <w:t>) на слици?</w:t>
-      </w:r>
-    </w:p>
-    <w:p>
-      <w:pPr>
-        <w:pStyle w:val="ListParagraph"/>
-        <w:numPr>
-          <w:ilvl w:val="0"/>
-          <w:numId w:val="3"/>
-        </w:numPr>
-        <w:rPr>
-          <w:lang w:val="sr-Cyrl-RS"/>
-        </w:rPr>
-      </w:pPr>
-      <w:r>
-        <w:rPr>
-          <w:lang w:val="sr-Cyrl-RS"/>
-        </w:rPr>
-        <w:t>Један начин да се одреде параметри модела камере је да се одреде парови 3Д тачака у сцени и</w:t>
-      </w:r>
-      <w:r>
-        <w:rPr>
-          <w:lang w:val="en-US"/>
-        </w:rPr>
-        <w:t xml:space="preserve"> </w:t>
-      </w:r>
-      <w:r>
-        <w:rPr>
-          <w:lang w:val="sr-Cyrl-RS"/>
-        </w:rPr>
-        <w:t>2Д тачака на слици. Колико је минимално тачака потребно да одређивање параметара камере?</w:t>
-      </w:r>
-      <w:r>
-        <w:rPr>
-          <w:lang w:val="en-US"/>
-        </w:rPr>
-        <w:t xml:space="preserve"> </w:t>
-      </w:r>
-      <w:r>
-        <w:rPr>
-          <w:lang w:val="sr-Cyrl-RS"/>
-        </w:rPr>
-        <w:t>Уколико имамо већи број тачака, на који начин се налазе параметри камере?</w:t>
-      </w:r>
-    </w:p>
-    <w:p>
-      <w:pPr>
-        <w:pStyle w:val="ListParagraph"/>
-        <w:numPr>
-          <w:ilvl w:val="0"/>
-          <w:numId w:val="3"/>
-        </w:numPr>
-        <w:rPr>
-          <w:lang w:val="sr-Cyrl-RS"/>
-        </w:rPr>
-      </w:pPr>
-      <w:r>
-        <w:rPr>
-          <w:lang w:val="sr-Cyrl-RS"/>
-        </w:rPr>
-        <w:t xml:space="preserve">Шта је </w:t>
-      </w:r>
-      <w:proofErr w:type="spellStart"/>
-      <w:r>
-        <w:rPr>
-          <w:lang w:val="sr-Cyrl-RS"/>
-        </w:rPr>
-        <w:t>афина</w:t>
-      </w:r>
-      <w:proofErr w:type="spellEnd"/>
-      <w:r>
-        <w:rPr>
-          <w:lang w:val="sr-Cyrl-RS"/>
-        </w:rPr>
-        <w:t xml:space="preserve"> трансформација и колико парова тачака је потребно за њено одређивање</w:t>
-      </w:r>
-      <w:r>
-        <w:rPr>
-          <w:lang w:val="en-US"/>
-        </w:rPr>
-        <w:t xml:space="preserve"> </w:t>
-      </w:r>
-      <w:r>
-        <w:rPr>
-          <w:lang w:val="sr-Cyrl-RS"/>
-        </w:rPr>
-        <w:t>(графички илустровати)?</w:t>
-      </w:r>
-    </w:p>
-    <w:p>
-      <w:pPr>
-        <w:pStyle w:val="ListParagraph"/>
-        <w:numPr>
-          <w:ilvl w:val="0"/>
-          <w:numId w:val="3"/>
-        </w:numPr>
-        <w:rPr>
-          <w:lang w:val="sr-Cyrl-RS"/>
-        </w:rPr>
-      </w:pPr>
-      <w:r>
-        <w:rPr>
-          <w:lang w:val="sr-Cyrl-RS"/>
-        </w:rPr>
-        <w:t>Шта је хомографија и колико парова тачака је потребно за њено одређивање (графички</w:t>
-      </w:r>
-      <w:r>
-        <w:rPr>
-          <w:lang w:val="en-US"/>
-        </w:rPr>
-        <w:t xml:space="preserve"> </w:t>
-      </w:r>
-      <w:r>
-        <w:rPr>
-          <w:lang w:val="sr-Cyrl-RS"/>
-        </w:rPr>
-        <w:t>илустровати)?</w:t>
-      </w:r>
-    </w:p>
-    <w:p>
-      <w:pPr>
-        <w:pStyle w:val="ListParagraph"/>
-        <w:numPr>
-          <w:ilvl w:val="0"/>
-          <w:numId w:val="3"/>
-        </w:numPr>
-        <w:rPr>
-          <w:lang w:val="sr-Cyrl-RS"/>
-        </w:rPr>
-      </w:pPr>
-      <w:r>
-        <w:rPr>
-          <w:lang w:val="sr-Cyrl-RS"/>
-        </w:rPr>
-        <w:t xml:space="preserve">Уколико имамо две камере и тачку X у простору, приказати положај </w:t>
-      </w:r>
-      <w:proofErr w:type="spellStart"/>
-      <w:r>
-        <w:rPr>
-          <w:lang w:val="sr-Cyrl-RS"/>
-        </w:rPr>
-        <w:t>епиполарних</w:t>
-      </w:r>
-      <w:proofErr w:type="spellEnd"/>
-      <w:r>
-        <w:rPr>
-          <w:lang w:val="sr-Cyrl-RS"/>
-        </w:rPr>
-        <w:t xml:space="preserve"> линија на</w:t>
-      </w:r>
-      <w:r>
-        <w:rPr>
-          <w:lang w:val="en-US"/>
-        </w:rPr>
-        <w:t xml:space="preserve"> </w:t>
-      </w:r>
-      <w:r>
-        <w:rPr>
-          <w:lang w:val="sr-Cyrl-RS"/>
-        </w:rPr>
-        <w:t>равнима слика.</w:t>
-      </w:r>
-    </w:p>
-    <w:p>
-      <w:pPr>
-        <w:pStyle w:val="ListParagraph"/>
-        <w:numPr>
-          <w:ilvl w:val="0"/>
-          <w:numId w:val="3"/>
-        </w:numPr>
-        <w:rPr>
-          <w:lang w:val="sr-Cyrl-RS"/>
-        </w:rPr>
-      </w:pPr>
-      <w:r>
-        <w:rPr>
-          <w:lang w:val="sr-Cyrl-RS"/>
-        </w:rPr>
-        <w:t xml:space="preserve">Шта је </w:t>
-      </w:r>
-      <w:proofErr w:type="spellStart"/>
-      <w:r>
-        <w:rPr>
-          <w:lang w:val="sr-Cyrl-RS"/>
-        </w:rPr>
-        <w:t>епипол</w:t>
-      </w:r>
-      <w:proofErr w:type="spellEnd"/>
-      <w:r>
-        <w:rPr>
-          <w:lang w:val="sr-Cyrl-RS"/>
-        </w:rPr>
-        <w:t xml:space="preserve">? Где се налазе </w:t>
-      </w:r>
-      <w:proofErr w:type="spellStart"/>
-      <w:r>
-        <w:rPr>
-          <w:lang w:val="sr-Cyrl-RS"/>
-        </w:rPr>
-        <w:t>епиполови</w:t>
-      </w:r>
-      <w:proofErr w:type="spellEnd"/>
-      <w:r>
-        <w:rPr>
-          <w:lang w:val="sr-Cyrl-RS"/>
-        </w:rPr>
-        <w:t xml:space="preserve"> код кретања дуж осе камере, а где код кретања управно</w:t>
-      </w:r>
-      <w:r>
-        <w:rPr>
-          <w:lang w:val="en-US"/>
-        </w:rPr>
-        <w:t xml:space="preserve"> </w:t>
-      </w:r>
-      <w:r>
-        <w:rPr>
-          <w:lang w:val="sr-Cyrl-RS"/>
-        </w:rPr>
-        <w:t>на осу камере (графички илустровати)?</w:t>
-      </w:r>
-    </w:p>
-    <w:p>
-      <w:pPr>
-        <w:pStyle w:val="ListParagraph"/>
-        <w:numPr>
-          <w:ilvl w:val="0"/>
-          <w:numId w:val="3"/>
-        </w:numPr>
-        <w:rPr>
-          <w:lang w:val="sr-Cyrl-RS"/>
-        </w:rPr>
-      </w:pPr>
-      <w:r>
-        <w:rPr>
-          <w:lang w:val="sr-Cyrl-RS"/>
-        </w:rPr>
-        <w:t>Која је разлика између есенцијалне и фундаменталне матрице?</w:t>
-      </w:r>
-    </w:p>
-    <w:p>
-      <w:pPr>
-        <w:pStyle w:val="ListParagraph"/>
-        <w:numPr>
-          <w:ilvl w:val="0"/>
-          <w:numId w:val="3"/>
-        </w:numPr>
-        <w:rPr>
-          <w:lang w:val="sr-Cyrl-RS"/>
-        </w:rPr>
-      </w:pPr>
-      <w:r>
-        <w:rPr>
-          <w:lang w:val="sr-Cyrl-RS"/>
-        </w:rPr>
-        <w:t xml:space="preserve">Који је однос између диспаритета пиксела у </w:t>
-      </w:r>
-      <w:proofErr w:type="spellStart"/>
-      <w:r>
-        <w:rPr>
-          <w:lang w:val="sr-Cyrl-RS"/>
-        </w:rPr>
-        <w:t>калибрисаном</w:t>
-      </w:r>
-      <w:proofErr w:type="spellEnd"/>
-      <w:r>
-        <w:rPr>
-          <w:lang w:val="sr-Cyrl-RS"/>
-        </w:rPr>
-        <w:t xml:space="preserve"> стерео систему и даљине</w:t>
-      </w:r>
-      <w:r>
-        <w:rPr>
-          <w:lang w:val="en-US"/>
-        </w:rPr>
-        <w:t xml:space="preserve"> </w:t>
-      </w:r>
-      <w:r>
-        <w:rPr>
-          <w:lang w:val="sr-Cyrl-RS"/>
-        </w:rPr>
-        <w:t>одговарајуће тачке од камере (графички илустровати)?</w:t>
-      </w:r>
-    </w:p>
-    <w:p>
-      <w:pPr>
-        <w:pStyle w:val="ListParagraph"/>
-        <w:numPr>
-          <w:ilvl w:val="0"/>
-          <w:numId w:val="3"/>
-        </w:numPr>
-        <w:rPr>
-          <w:lang w:val="sr-Cyrl-RS"/>
-        </w:rPr>
-      </w:pPr>
-      <w:r>
-        <w:rPr>
-          <w:lang w:val="sr-Cyrl-RS"/>
-        </w:rPr>
-        <w:t xml:space="preserve">Које ограничење се користи за налажење </w:t>
-      </w:r>
-      <w:proofErr w:type="spellStart"/>
-      <w:r>
-        <w:rPr>
-          <w:lang w:val="sr-Cyrl-RS"/>
-        </w:rPr>
-        <w:t>упарених</w:t>
-      </w:r>
-      <w:proofErr w:type="spellEnd"/>
-      <w:r>
-        <w:rPr>
-          <w:lang w:val="sr-Cyrl-RS"/>
-        </w:rPr>
-        <w:t xml:space="preserve"> пиксела на стерео сликама (графички</w:t>
-      </w:r>
-      <w:r>
-        <w:rPr>
-          <w:lang w:val="en-US"/>
-        </w:rPr>
-        <w:t xml:space="preserve"> </w:t>
-      </w:r>
-      <w:r>
-        <w:rPr>
-          <w:lang w:val="sr-Cyrl-RS"/>
-        </w:rPr>
-        <w:t>илустровати)?</w:t>
-      </w:r>
-    </w:p>
-    <w:p>
-      <w:pPr>
-        <w:pStyle w:val="ListParagraph"/>
-        <w:numPr>
-          <w:ilvl w:val="0"/>
-          <w:numId w:val="3"/>
-        </w:numPr>
-        <w:rPr>
-          <w:lang w:val="sr-Cyrl-RS"/>
-        </w:rPr>
-      </w:pPr>
-      <w:r>
-        <w:rPr>
-          <w:lang w:val="sr-Cyrl-RS"/>
-        </w:rPr>
-        <w:t>Лукас</w:t>
-      </w:r>
-      <w:r>
-        <w:rPr>
-          <w:rFonts w:ascii="Cambria Math" w:hAnsi="Cambria Math" w:cs="Cambria Math"/>
-          <w:lang w:val="sr-Cyrl-RS"/>
-        </w:rPr>
-        <w:t>‐</w:t>
+        <w:t>коришћењу</w:t>
+      </w:r>
+      <w:r>
+        <w:rPr>
+          <w:lang w:val="sr-Cyrl-RS"/>
+        </w:rPr>
+        <w:t xml:space="preserve"> </w:t>
       </w:r>
       <w:r>
         <w:rPr>
           <w:rFonts w:ascii="Aptos" w:hAnsi="Aptos" w:cs="Aptos"/>
           <w:lang w:val="sr-Cyrl-RS"/>
         </w:rPr>
-        <w:t>Канаде</w:t>
+        <w:t>градијената</w:t>
       </w:r>
       <w:r>
         <w:rPr>
@@ -2277,141 +2555,11 @@
           <w:rFonts w:ascii="Aptos" w:hAnsi="Aptos" w:cs="Aptos"/>
           <w:lang w:val="sr-Cyrl-RS"/>
         </w:rPr>
-        <w:t>метод</w:t>
-      </w:r>
-      <w:r>
-        <w:rPr>
-          <w:lang w:val="sr-Cyrl-RS"/>
-        </w:rPr>
-        <w:t xml:space="preserve"> </w:t>
+        <w:t>на</w:t>
       </w:r>
       <w:r>
         <w:rPr>
           <w:rFonts w:ascii="Aptos" w:hAnsi="Aptos" w:cs="Aptos"/>
-          <w:lang w:val="sr-Cyrl-RS"/>
-        </w:rPr>
-        <w:t>за</w:t>
-      </w:r>
-      <w:r>
-        <w:rPr>
-          <w:lang w:val="sr-Cyrl-RS"/>
-        </w:rPr>
-        <w:t xml:space="preserve"> </w:t>
-      </w:r>
-      <w:r>
-        <w:rPr>
-          <w:rFonts w:ascii="Aptos" w:hAnsi="Aptos" w:cs="Aptos"/>
-          <w:lang w:val="sr-Cyrl-RS"/>
-        </w:rPr>
-        <w:t>налажење</w:t>
-      </w:r>
-      <w:r>
-        <w:rPr>
-          <w:lang w:val="sr-Cyrl-RS"/>
-        </w:rPr>
-        <w:t xml:space="preserve"> </w:t>
-      </w:r>
-      <w:r>
-        <w:rPr>
-          <w:rFonts w:ascii="Aptos" w:hAnsi="Aptos" w:cs="Aptos"/>
-          <w:lang w:val="sr-Cyrl-RS"/>
-        </w:rPr>
-        <w:t>оптичког</w:t>
-      </w:r>
-      <w:r>
-        <w:rPr>
-          <w:lang w:val="sr-Cyrl-RS"/>
-        </w:rPr>
-        <w:t xml:space="preserve"> </w:t>
-      </w:r>
-      <w:r>
-        <w:rPr>
-          <w:rFonts w:ascii="Aptos" w:hAnsi="Aptos" w:cs="Aptos"/>
-          <w:lang w:val="sr-Cyrl-RS"/>
-        </w:rPr>
-        <w:t>тока</w:t>
-      </w:r>
-      <w:r>
-        <w:rPr>
-          <w:lang w:val="sr-Cyrl-RS"/>
-        </w:rPr>
-        <w:t xml:space="preserve"> </w:t>
-      </w:r>
-      <w:r>
-        <w:rPr>
-          <w:rFonts w:ascii="Aptos" w:hAnsi="Aptos" w:cs="Aptos"/>
-          <w:lang w:val="sr-Cyrl-RS"/>
-        </w:rPr>
-        <w:t>се</w:t>
-      </w:r>
-      <w:r>
-        <w:rPr>
-          <w:lang w:val="sr-Cyrl-RS"/>
-        </w:rPr>
-        <w:t xml:space="preserve"> </w:t>
-      </w:r>
-      <w:r>
-        <w:rPr>
-          <w:rFonts w:ascii="Aptos" w:hAnsi="Aptos" w:cs="Aptos"/>
-          <w:lang w:val="sr-Cyrl-RS"/>
-        </w:rPr>
-        <w:t>заснива</w:t>
-      </w:r>
-      <w:r>
-        <w:rPr>
-          <w:lang w:val="sr-Cyrl-RS"/>
-        </w:rPr>
-        <w:t xml:space="preserve"> </w:t>
-      </w:r>
-      <w:r>
-        <w:rPr>
-          <w:rFonts w:ascii="Aptos" w:hAnsi="Aptos" w:cs="Aptos"/>
-          <w:lang w:val="sr-Cyrl-RS"/>
-        </w:rPr>
-        <w:t>на</w:t>
-      </w:r>
-      <w:r>
-        <w:rPr>
-          <w:lang w:val="sr-Cyrl-RS"/>
-        </w:rPr>
-        <w:t xml:space="preserve"> </w:t>
-      </w:r>
-      <w:r>
-        <w:rPr>
-          <w:rFonts w:ascii="Aptos" w:hAnsi="Aptos" w:cs="Aptos"/>
-          <w:lang w:val="sr-Cyrl-RS"/>
-        </w:rPr>
-        <w:t>коришћењу</w:t>
-      </w:r>
-      <w:r>
-        <w:rPr>
-          <w:lang w:val="sr-Cyrl-RS"/>
-        </w:rPr>
-        <w:t xml:space="preserve"> </w:t>
-      </w:r>
-      <w:r>
-        <w:rPr>
-          <w:rFonts w:ascii="Aptos" w:hAnsi="Aptos" w:cs="Aptos"/>
-          <w:lang w:val="sr-Cyrl-RS"/>
-        </w:rPr>
-        <w:t>градијената</w:t>
-      </w:r>
-      <w:r>
-        <w:rPr>
-          <w:lang w:val="sr-Cyrl-RS"/>
-        </w:rPr>
-        <w:t xml:space="preserve"> </w:t>
-      </w:r>
-      <w:r>
-        <w:rPr>
-          <w:rFonts w:ascii="Aptos" w:hAnsi="Aptos" w:cs="Aptos"/>
-          <w:lang w:val="sr-Cyrl-RS"/>
-        </w:rPr>
-        <w:t>на</w:t>
-      </w:r>
-      <w:r>
-        <w:rPr>
-          <w:rFonts w:ascii="Aptos" w:hAnsi="Aptos" w:cs="Aptos"/>
           <w:lang w:val="en-US"/>
         </w:rPr>
         <w:t xml:space="preserve"> </w:t>
@@ -2450,7 +2598,6 @@
         <w:rPr>
           <w:lang w:val="sr-Cyrl-RS"/>
         </w:rPr>
-        <w:lastRenderedPageBreak/>
         <w:t xml:space="preserve">Објаснити проблем </w:t>
       </w:r>
       <w:proofErr w:type="spellStart"/>
@@ -3663,6 +3810,7 @@
   <w:style w:type="character" w:default="1" w:styleId="DefaultParagraphFont">
     <w:name w:val="Default Paragraph Font"/>
     <w:uiPriority w:val="1"/>
+    <w:semiHidden/>
     <w:unhideWhenUsed/>
   </w:style>
   <w:style w:type="table" w:default="1" w:styleId="TableNormal">
